--- a/APPR_Part 2 ST10241408_Phathisa Ndaliso.docx
+++ b/APPR_Part 2 ST10241408_Phathisa Ndaliso.docx
@@ -4,89 +4,194 @@
   <w:body>
     <w:p>
       <w:pPr>
+        <w:pStyle w:val="Heading2"/>
+      </w:pPr>
+      <w:r>
+        <w:t>Gift of the Givers Web Application</w:t>
+      </w:r>
+    </w:p>
+    <w:p>
+      <w:r>
         <w:rPr>
           <w:b/>
           <w:bCs/>
         </w:rPr>
-      </w:pPr>
+        <w:t>Student:</w:t>
+      </w:r>
+      <w:r>
+        <w:t xml:space="preserve"> ST10241408 Phathisa Ndaliso</w:t>
+      </w:r>
+      <w:r>
+        <w:br/>
+      </w:r>
       <w:r>
         <w:rPr>
           <w:b/>
           <w:bCs/>
         </w:rPr>
-        <w:t>Gift of the Givers Web Application</w:t>
-      </w:r>
-    </w:p>
-    <w:p>
-      <w:r>
+        <w:t>Module:</w:t>
+      </w:r>
+      <w:r>
+        <w:t xml:space="preserve"> Applied Programming</w:t>
+      </w:r>
+    </w:p>
+    <w:p>
+      <w:r>
+        <w:rPr>
+          <w:noProof/>
+        </w:rPr>
+      </w:r>
+      <w:r>
+        <w:rPr>
+          <w:noProof/>
+        </w:rPr>
+        <w:pict w14:anchorId="2B6DA72F">
+          <v:rect id="_x0000_i1025" style="width:0;height:1.5pt" o:hralign="center" o:hrstd="t" o:hr="t" fillcolor="#a0a0a0" stroked="f"/>
+        </w:pict>
+      </w:r>
+    </w:p>
+    <w:p>
+      <w:pPr>
+        <w:pStyle w:val="Heading2"/>
+      </w:pPr>
+      <w:r>
+        <w:t>Project Overview</w:t>
+      </w:r>
+    </w:p>
+    <w:p>
+      <w:r>
+        <w:t>The Gift of the Givers Web Application is inspired by the work of Gift of the Givers Foundation, Africa’s largest disaster response NGO. The organization is well-known for providing rapid disaster relief, food security, health care, water provision, and humanitarian aid across South Africa and internationally.</w:t>
+      </w:r>
+    </w:p>
+    <w:p>
+      <w:r>
+        <w:t>In real-world disaster relief operations, coordination and speed are crucial. Often, NGOs face challenges such as:</w:t>
+      </w:r>
+    </w:p>
+    <w:p>
+      <w:pPr>
+        <w:pStyle w:val="ListParagraph"/>
+        <w:numPr>
+          <w:ilvl w:val="0"/>
+          <w:numId w:val="14"/>
+        </w:numPr>
+      </w:pPr>
+      <w:r>
+        <w:t>Tracking incoming donations (money, food, medical supplies, clothing),</w:t>
+      </w:r>
+    </w:p>
+    <w:p>
+      <w:pPr>
+        <w:pStyle w:val="ListParagraph"/>
+        <w:numPr>
+          <w:ilvl w:val="0"/>
+          <w:numId w:val="14"/>
+        </w:numPr>
+      </w:pPr>
+      <w:r>
+        <w:t>Mobilizing volunteers efficiently,</w:t>
+      </w:r>
+    </w:p>
+    <w:p>
+      <w:pPr>
+        <w:pStyle w:val="ListParagraph"/>
+        <w:numPr>
+          <w:ilvl w:val="0"/>
+          <w:numId w:val="14"/>
+        </w:numPr>
+      </w:pPr>
+      <w:r>
+        <w:t>Ensuring transparency in how aid is distributed,</w:t>
+      </w:r>
+    </w:p>
+    <w:p>
+      <w:pPr>
+        <w:pStyle w:val="ListParagraph"/>
+        <w:numPr>
+          <w:ilvl w:val="0"/>
+          <w:numId w:val="14"/>
+        </w:numPr>
+      </w:pPr>
+      <w:r>
+        <w:t>Collecting accurate reports from affected communities.</w:t>
+      </w:r>
+    </w:p>
+    <w:p>
+      <w:r>
+        <w:t>This web application was built to digitize and streamline these processes. By providing both public-facing pages (for general awareness and donations) and role-based dashboards (for users, volunteers, and admins), the system ensures that relief efforts are more organized, transparent, and accessible.</w:t>
+      </w:r>
+    </w:p>
+    <w:p>
+      <w:pPr>
         <w:rPr>
           <w:b/>
           <w:bCs/>
         </w:rPr>
-        <w:t>Student:</w:t>
-      </w:r>
-      <w:r>
-        <w:t xml:space="preserve"> ST10241408 Phathisa Ndaliso</w:t>
-      </w:r>
-      <w:r>
-        <w:br/>
-      </w:r>
+      </w:pPr>
       <w:r>
         <w:rPr>
           <w:b/>
           <w:bCs/>
         </w:rPr>
-        <w:t>Module:</w:t>
-      </w:r>
-      <w:r>
-        <w:t xml:space="preserve"> Applied Programming</w:t>
-      </w:r>
-    </w:p>
-    <w:p>
-      <w:r>
-        <w:pict w14:anchorId="2B6DA72F">
-          <v:rect id="_x0000_i1056" style="width:0;height:1.5pt" o:hralign="center" o:hrstd="t" o:hr="t" fillcolor="#a0a0a0" stroked="f"/>
-        </w:pict>
-      </w:r>
-    </w:p>
-    <w:p>
-      <w:pPr>
-        <w:rPr>
-          <w:b/>
-          <w:bCs/>
-        </w:rPr>
-      </w:pPr>
-      <w:r>
-        <w:rPr>
-          <w:b/>
-          <w:bCs/>
-        </w:rPr>
-        <w:t>Project Overview</w:t>
-      </w:r>
-    </w:p>
-    <w:p>
-      <w:r>
-        <w:t xml:space="preserve">The </w:t>
-      </w:r>
-      <w:r>
-        <w:rPr>
-          <w:b/>
-          <w:bCs/>
-        </w:rPr>
-        <w:t>Gift of the Givers Web Application</w:t>
-      </w:r>
-      <w:r>
-        <w:t xml:space="preserve"> is a humanitarian platform designed to support disaster relief efforts by allowing users to register, report disasters, donate resources, and manage volunteer contributions. The system provides </w:t>
-      </w:r>
-      <w:r>
-        <w:rPr>
-          <w:b/>
-          <w:bCs/>
-        </w:rPr>
-        <w:t>role-based dashboards</w:t>
-      </w:r>
-      <w:r>
-        <w:t xml:space="preserve"> for Users and Admins, ensuring proper management of donations, volunteers, and disaster incidents.</w:t>
+        <w:t>Key Objectives of the Application:</w:t>
+      </w:r>
+    </w:p>
+    <w:p>
+      <w:pPr>
+        <w:pStyle w:val="ListParagraph"/>
+        <w:numPr>
+          <w:ilvl w:val="0"/>
+          <w:numId w:val="13"/>
+        </w:numPr>
+      </w:pPr>
+      <w:r>
+        <w:t>Empower Communities – Allow people to report disasters directly from their location.</w:t>
+      </w:r>
+    </w:p>
+    <w:p>
+      <w:pPr>
+        <w:pStyle w:val="ListParagraph"/>
+        <w:numPr>
+          <w:ilvl w:val="0"/>
+          <w:numId w:val="13"/>
+        </w:numPr>
+      </w:pPr>
+      <w:r>
+        <w:t>Encourage Participation – Enable individuals to donate money, goods, or register as volunteers.</w:t>
+      </w:r>
+    </w:p>
+    <w:p>
+      <w:pPr>
+        <w:pStyle w:val="ListParagraph"/>
+        <w:numPr>
+          <w:ilvl w:val="0"/>
+          <w:numId w:val="13"/>
+        </w:numPr>
+      </w:pPr>
+      <w:r>
+        <w:t>Support Administrators – Give admins tools to manage volunteers, assign tasks, and monitor operations.</w:t>
+      </w:r>
+    </w:p>
+    <w:p>
+      <w:pPr>
+        <w:pStyle w:val="ListParagraph"/>
+        <w:numPr>
+          <w:ilvl w:val="0"/>
+          <w:numId w:val="13"/>
+        </w:numPr>
+      </w:pPr>
+      <w:r>
+        <w:t>Promote Transparency – Ensure donations and activities are tracked within the system.</w:t>
+      </w:r>
+    </w:p>
+    <w:p>
+      <w:pPr>
+        <w:ind w:left="360"/>
+      </w:pPr>
+    </w:p>
+    <w:p>
+      <w:r>
+        <w:t>Azure DevOps and GitHub were used for version control, collaboration, and CI/CD automation pipelines, showcasing modern software engineering practices.</w:t>
       </w:r>
     </w:p>
     <w:p>
@@ -112,15 +217,9 @@
           <w:rPr>
             <w:rStyle w:val="Hyperlink"/>
           </w:rPr>
-          <w:t>GiftOfTheGivers</w:t>
+          <w:t>GiftOfTheGivers-WebApp</w:t>
         </w:r>
         <w:proofErr w:type="spellEnd"/>
-        <w:r>
-          <w:rPr>
-            <w:rStyle w:val="Hyperlink"/>
-          </w:rPr>
-          <w:t>-WebApp</w:t>
-        </w:r>
       </w:hyperlink>
     </w:p>
     <w:p>
@@ -142,268 +241,694 @@
         <w:t xml:space="preserve"> </w:t>
       </w:r>
     </w:p>
-    <w:p>
-      <w:pPr>
+    <w:p/>
+    <w:p>
+      <w:pPr>
+        <w:pStyle w:val="Heading2"/>
+      </w:pPr>
+      <w:r>
+        <w:t>Git Repository Setup</w:t>
+      </w:r>
+    </w:p>
+    <w:p>
+      <w:r>
+        <w:t xml:space="preserve">Repository Created: </w:t>
+      </w:r>
+      <w:proofErr w:type="spellStart"/>
+      <w:r>
+        <w:t>GiftOfTheGivers-WebApp</w:t>
+      </w:r>
+      <w:proofErr w:type="spellEnd"/>
+    </w:p>
+    <w:p>
+      <w:r>
+        <w:t xml:space="preserve">Branching Strategy: </w:t>
+      </w:r>
+      <w:proofErr w:type="spellStart"/>
+      <w:r>
+        <w:t>Gitflow</w:t>
+      </w:r>
+      <w:proofErr w:type="spellEnd"/>
+      <w:r>
+        <w:t xml:space="preserve"> implemented</w:t>
+      </w:r>
+    </w:p>
+    <w:p>
+      <w:r>
+        <w:t>Branches Created:</w:t>
+      </w:r>
+    </w:p>
+    <w:p>
+      <w:r>
+        <w:t>Main (production)</w:t>
+      </w:r>
+    </w:p>
+    <w:p>
+      <w:r>
+        <w:t>Develop (integration)</w:t>
+      </w:r>
+    </w:p>
+    <w:p>
+      <w:pPr>
+        <w:pStyle w:val="Heading2"/>
+      </w:pPr>
+      <w:r>
+        <w:t>Collaboration Features</w:t>
+      </w:r>
+    </w:p>
+    <w:p>
+      <w:r>
         <w:rPr>
           <w:b/>
           <w:bCs/>
         </w:rPr>
-      </w:pPr>
+        <w:t>Public Repository:</w:t>
+      </w:r>
+      <w:r>
+        <w:t xml:space="preserve"> Accessible for instructors and reviewers.</w:t>
+      </w:r>
+    </w:p>
+    <w:p>
       <w:r>
         <w:rPr>
           <w:b/>
           <w:bCs/>
         </w:rPr>
-        <w:t>Screenshots of the Web App</w:t>
-      </w:r>
-    </w:p>
-    <w:p>
-      <w:pPr>
+        <w:t>Code Organization:</w:t>
+      </w:r>
+      <w:r>
+        <w:t xml:space="preserve"> Structured as an ASP.NET Core MVC solution with Models, Views, Controllers, and Data layers.</w:t>
+      </w:r>
+    </w:p>
+    <w:p>
+      <w:r>
         <w:rPr>
           <w:b/>
           <w:bCs/>
         </w:rPr>
-      </w:pPr>
+        <w:lastRenderedPageBreak/>
+        <w:t>Commit History:</w:t>
+      </w:r>
+      <w:r>
+        <w:t xml:space="preserve"> Documented with descriptive commit messages showing incremental development.</w:t>
+      </w:r>
+    </w:p>
+    <w:p/>
+    <w:p>
+      <w:pPr>
+        <w:pStyle w:val="Heading2"/>
+      </w:pPr>
+      <w:r>
+        <w:t>Source code quality</w:t>
+      </w:r>
+    </w:p>
+    <w:p>
+      <w:r>
+        <w:rPr>
+          <w:rStyle w:val="Heading3Char"/>
+        </w:rPr>
+        <w:t>Project Architecture</w:t>
+      </w:r>
+    </w:p>
+    <w:p>
+      <w:r>
+        <w:t>The solution follows the MVC (Model-View-Controller) design pattern:</w:t>
+      </w:r>
+    </w:p>
+    <w:p>
       <w:r>
         <w:rPr>
           <w:b/>
           <w:bCs/>
         </w:rPr>
-        <w:t>Public Pages</w:t>
-      </w:r>
-    </w:p>
-    <w:p>
-      <w:pPr>
+        <w:t>Models</w:t>
+      </w:r>
+      <w:r>
+        <w:t xml:space="preserve"> – Handle database entities for donations, disasters, and volunteers.</w:t>
+      </w:r>
+    </w:p>
+    <w:p>
+      <w:r>
+        <w:rPr>
+          <w:b/>
+          <w:bCs/>
+        </w:rPr>
+        <w:t>Views</w:t>
+      </w:r>
+      <w:r>
+        <w:t xml:space="preserve"> – Razor pages providing user/admin interfaces.</w:t>
+      </w:r>
+    </w:p>
+    <w:p>
+      <w:r>
+        <w:t>Controllers – Manage business logic and role-based access.</w:t>
+      </w:r>
+    </w:p>
+    <w:p>
+      <w:r>
+        <w:rPr>
+          <w:b/>
+          <w:bCs/>
+        </w:rPr>
+        <w:t>Data Layer</w:t>
+      </w:r>
+      <w:r>
+        <w:t xml:space="preserve"> – ApplicationDbContext configured with Entity Framework Core.</w:t>
+      </w:r>
+    </w:p>
+    <w:p>
+      <w:r>
+        <w:t>This ensures scalability, separation of concerns, and maintainability.</w:t>
+      </w:r>
+    </w:p>
+    <w:p>
+      <w:pPr>
+        <w:pStyle w:val="Heading2"/>
+      </w:pPr>
+      <w:r>
+        <w:t>BUILD PIPELINES</w:t>
+      </w:r>
+    </w:p>
+    <w:p>
+      <w:pPr>
+        <w:pStyle w:val="Heading3"/>
+      </w:pPr>
+      <w:r>
+        <w:t>Pipeline Configuration (Azure Pipelines)</w:t>
+      </w:r>
+    </w:p>
+    <w:p>
+      <w:r>
+        <w:t>The project uses Azure Pipelines for automated builds and deployments to ensure continuous integration and delivery (CI/CD). The intention was to have a fully functional build and release pipeline; however, due to restrictions on access and free-tier limitations within Azure DevOps, full execution could not be achieved.</w:t>
+      </w:r>
+    </w:p>
+    <w:p>
+      <w:pPr>
+        <w:pStyle w:val="Heading3"/>
+      </w:pPr>
+      <w:r>
+        <w:t>Build Pipeline (Configured)</w:t>
+      </w:r>
+    </w:p>
+    <w:p>
+      <w:r>
+        <w:t>The YAML build pipeline was created with the following tasks:</w:t>
+      </w:r>
+    </w:p>
+    <w:p>
+      <w:pPr>
+        <w:pStyle w:val="ListParagraph"/>
         <w:numPr>
           <w:ilvl w:val="0"/>
-          <w:numId w:val="2"/>
+          <w:numId w:val="10"/>
         </w:numPr>
       </w:pPr>
       <w:r>
+        <w:t xml:space="preserve">Restore </w:t>
+      </w:r>
+      <w:proofErr w:type="spellStart"/>
+      <w:r>
+        <w:t>NuGet</w:t>
+      </w:r>
+      <w:proofErr w:type="spellEnd"/>
+      <w:r>
+        <w:t xml:space="preserve"> packages</w:t>
+      </w:r>
+    </w:p>
+    <w:p>
+      <w:pPr>
+        <w:pStyle w:val="ListParagraph"/>
+        <w:numPr>
+          <w:ilvl w:val="0"/>
+          <w:numId w:val="10"/>
+        </w:numPr>
+      </w:pPr>
+      <w:r>
+        <w:t>Compile the solution</w:t>
+      </w:r>
+    </w:p>
+    <w:p>
+      <w:pPr>
+        <w:pStyle w:val="ListParagraph"/>
+        <w:numPr>
+          <w:ilvl w:val="0"/>
+          <w:numId w:val="10"/>
+        </w:numPr>
+      </w:pPr>
+      <w:r>
+        <w:t>Run automated tests</w:t>
+      </w:r>
+    </w:p>
+    <w:p>
+      <w:pPr>
+        <w:pStyle w:val="ListParagraph"/>
+        <w:numPr>
+          <w:ilvl w:val="0"/>
+          <w:numId w:val="10"/>
+        </w:numPr>
+      </w:pPr>
+      <w:r>
+        <w:t>Publish build artifacts</w:t>
+      </w:r>
+    </w:p>
+    <w:p>
+      <w:r>
+        <w:t>Release Pipeline (Configured)</w:t>
+      </w:r>
+    </w:p>
+    <w:p>
+      <w:r>
+        <w:t>The release pipeline was designed to:</w:t>
+      </w:r>
+    </w:p>
+    <w:p>
+      <w:r>
+        <w:t>Deploy the application to Azure App Service for staging/testing.</w:t>
+      </w:r>
+    </w:p>
+    <w:p>
+      <w:r>
+        <w:t>Be extendable for production deployment when permissions and resources allow.</w:t>
+      </w:r>
+    </w:p>
+    <w:p>
+      <w:pPr>
+        <w:pStyle w:val="Heading3"/>
+      </w:pPr>
+      <w:r>
+        <w:lastRenderedPageBreak/>
+        <w:t>Issues Encountered</w:t>
+      </w:r>
+    </w:p>
+    <w:p>
+      <w:r>
+        <w:t>Parallelism Limitation: The free Azure DevOps account requires manual approval or paid parallelism for jobs to run. This restricted the ability to execute the configured pipeline.</w:t>
+      </w:r>
+    </w:p>
+    <w:p>
+      <w:r>
+        <w:t>Access Restrictions: Limited rights to deploy directly to Azure App Service prevented validation of the release pipeline.</w:t>
+      </w:r>
+    </w:p>
+    <w:p>
+      <w:r>
+        <w:t>Impact: While the YAML pipeline files were successfully created and validated, actual execution and automated deployments could not be demonstrated within the free-tier environment.</w:t>
+      </w:r>
+    </w:p>
+    <w:p>
+      <w:pPr>
+        <w:pStyle w:val="Heading3"/>
+      </w:pPr>
+      <w:r>
+        <w:t>Action Taken</w:t>
+      </w:r>
+    </w:p>
+    <w:p>
+      <w:r>
+        <w:t>Submitted a request to Microsoft for free student access to parallelism.</w:t>
+      </w:r>
+    </w:p>
+    <w:p>
+      <w:r>
+        <w:t>Documented the full pipeline configuration for assessment purposes.</w:t>
+      </w:r>
+    </w:p>
+    <w:p>
+      <w:r>
+        <w:t>Ensured pipeline configuration files are stored in the repository for future use once access limitations are lifted.</w:t>
+      </w:r>
+    </w:p>
+    <w:p/>
+    <w:p/>
+    <w:p>
+      <w:pPr>
+        <w:rPr>
+          <w:rFonts w:asciiTheme="majorHAnsi" w:eastAsiaTheme="majorEastAsia" w:hAnsiTheme="majorHAnsi" w:cstheme="majorBidi"/>
+          <w:color w:val="0F4761" w:themeColor="accent1" w:themeShade="BF"/>
+          <w:sz w:val="32"/>
+          <w:szCs w:val="32"/>
+        </w:rPr>
+      </w:pPr>
+      <w:r>
+        <w:rPr>
+          <w:rFonts w:asciiTheme="majorHAnsi" w:eastAsiaTheme="majorEastAsia" w:hAnsiTheme="majorHAnsi" w:cstheme="majorBidi"/>
+          <w:color w:val="0F4761" w:themeColor="accent1" w:themeShade="BF"/>
+          <w:sz w:val="32"/>
+          <w:szCs w:val="32"/>
+        </w:rPr>
+        <w:t>WEBSITE APPLICATION – SCREENSHOTS &amp; EXPLANATIONS</w:t>
+      </w:r>
+    </w:p>
+    <w:p>
+      <w:pPr>
         <w:rPr>
           <w:b/>
           <w:bCs/>
         </w:rPr>
-        <w:t>Index Page</w:t>
-      </w:r>
-    </w:p>
-    <w:p>
-      <w:pPr>
-        <w:numPr>
-          <w:ilvl w:val="0"/>
-          <w:numId w:val="2"/>
-        </w:numPr>
       </w:pPr>
       <w:r>
         <w:rPr>
           <w:b/>
           <w:bCs/>
         </w:rPr>
-        <w:t>News Page</w:t>
-      </w:r>
-    </w:p>
-    <w:p>
-      <w:pPr>
-        <w:numPr>
-          <w:ilvl w:val="0"/>
-          <w:numId w:val="2"/>
-        </w:numPr>
-      </w:pPr>
-      <w:r>
+        <w:t>Public Pages</w:t>
+      </w:r>
+    </w:p>
+    <w:p>
+      <w:pPr>
         <w:rPr>
           <w:b/>
           <w:bCs/>
-        </w:rPr>
-        <w:t>About Us Page</w:t>
-      </w:r>
-    </w:p>
-    <w:p>
-      <w:pPr>
-        <w:numPr>
-          <w:ilvl w:val="0"/>
-          <w:numId w:val="2"/>
-        </w:numPr>
+          <w:color w:val="FF0000"/>
+        </w:rPr>
       </w:pPr>
       <w:r>
         <w:rPr>
           <w:b/>
           <w:bCs/>
-        </w:rPr>
-        <w:t>Contact Us Page</w:t>
-      </w:r>
-    </w:p>
-    <w:p>
-      <w:pPr>
-        <w:numPr>
-          <w:ilvl w:val="0"/>
-          <w:numId w:val="2"/>
-        </w:numPr>
-      </w:pPr>
-      <w:r>
+          <w:color w:val="FF0000"/>
+        </w:rPr>
+        <w:t>Index Page</w:t>
+      </w:r>
+    </w:p>
+    <w:p>
+      <w:r>
+        <w:t>The home page provides an overview of the platform. Public users see information about the organization, its mission, and action buttons to donate or report disasters.</w:t>
+      </w:r>
+    </w:p>
+    <w:p>
+      <w:pPr>
         <w:rPr>
           <w:b/>
           <w:bCs/>
         </w:rPr>
-        <w:t>Register Page</w:t>
-      </w:r>
-    </w:p>
-    <w:p>
-      <w:pPr>
-        <w:numPr>
-          <w:ilvl w:val="0"/>
-          <w:numId w:val="2"/>
-        </w:numPr>
       </w:pPr>
       <w:r>
         <w:rPr>
           <w:b/>
           <w:bCs/>
         </w:rPr>
-        <w:t>Login Page</w:t>
-      </w:r>
-    </w:p>
-    <w:p>
-      <w:pPr>
-        <w:numPr>
-          <w:ilvl w:val="0"/>
-          <w:numId w:val="2"/>
-        </w:numPr>
-      </w:pPr>
-      <w:r>
+        <w:t>News Page</w:t>
+      </w:r>
+    </w:p>
+    <w:p>
+      <w:r>
+        <w:t>Displays latest news and updates about ongoing disaster relief efforts.</w:t>
+      </w:r>
+    </w:p>
+    <w:p>
+      <w:pPr>
         <w:rPr>
           <w:b/>
           <w:bCs/>
         </w:rPr>
-        <w:t>Donate Money Page</w:t>
-      </w:r>
-    </w:p>
-    <w:p>
-      <w:pPr>
+      </w:pPr>
+      <w:r>
         <w:rPr>
           <w:b/>
           <w:bCs/>
         </w:rPr>
-      </w:pPr>
-      <w:r>
+        <w:t>About Us Page</w:t>
+      </w:r>
+    </w:p>
+    <w:p>
+      <w:r>
+        <w:t>Provides information about the organization</w:t>
+      </w:r>
+      <w:r>
+        <w:rPr>
+          <w:rFonts w:hint="cs"/>
+        </w:rPr>
+        <w:t>’</w:t>
+      </w:r>
+      <w:r>
+        <w:t>s history, mission, and impact.</w:t>
+      </w:r>
+    </w:p>
+    <w:p>
+      <w:pPr>
         <w:rPr>
           <w:b/>
           <w:bCs/>
         </w:rPr>
-        <w:t>Admin Pages</w:t>
-      </w:r>
-    </w:p>
-    <w:p>
-      <w:pPr>
-        <w:numPr>
-          <w:ilvl w:val="0"/>
-          <w:numId w:val="3"/>
-        </w:numPr>
       </w:pPr>
       <w:r>
         <w:rPr>
           <w:b/>
           <w:bCs/>
         </w:rPr>
-        <w:t>Admin Home</w:t>
-      </w:r>
-    </w:p>
-    <w:p>
-      <w:pPr>
-        <w:numPr>
-          <w:ilvl w:val="0"/>
-          <w:numId w:val="3"/>
-        </w:numPr>
-      </w:pPr>
-      <w:r>
+        <w:t>Contact Us Page</w:t>
+      </w:r>
+    </w:p>
+    <w:p>
+      <w:r>
+        <w:t>Allows users to send messages or inquiries to the organization.</w:t>
+      </w:r>
+    </w:p>
+    <w:p>
+      <w:pPr>
         <w:rPr>
           <w:b/>
           <w:bCs/>
         </w:rPr>
-        <w:t>Admin Dashboard</w:t>
-      </w:r>
-    </w:p>
-    <w:p>
-      <w:pPr>
-        <w:numPr>
-          <w:ilvl w:val="0"/>
-          <w:numId w:val="3"/>
-        </w:numPr>
       </w:pPr>
       <w:r>
         <w:rPr>
           <w:b/>
           <w:bCs/>
         </w:rPr>
-        <w:t>Task Management</w:t>
-      </w:r>
-    </w:p>
-    <w:p>
-      <w:pPr>
-        <w:numPr>
-          <w:ilvl w:val="0"/>
-          <w:numId w:val="3"/>
-        </w:numPr>
-      </w:pPr>
-      <w:r>
+        <w:t>Register Page</w:t>
+      </w:r>
+    </w:p>
+    <w:p>
+      <w:r>
+        <w:t>New users can create accounts and select roles (User/Volunteer).</w:t>
+      </w:r>
+    </w:p>
+    <w:p>
+      <w:pPr>
         <w:rPr>
           <w:b/>
           <w:bCs/>
         </w:rPr>
-        <w:t>Assign Volunteer</w:t>
-      </w:r>
-    </w:p>
-    <w:p>
-      <w:r>
-        <w:pict w14:anchorId="1497F7C8">
-          <v:rect id="_x0000_i1064" style="width:0;height:1.5pt" o:hralign="center" o:hrstd="t" o:hr="t" fillcolor="#a0a0a0" stroked="f"/>
-        </w:pict>
-      </w:r>
-    </w:p>
-    <w:p>
-      <w:pPr>
+      </w:pPr>
+      <w:r>
         <w:rPr>
           <w:b/>
           <w:bCs/>
         </w:rPr>
-      </w:pPr>
-      <w:r>
+        <w:lastRenderedPageBreak/>
+        <w:t>Login Page</w:t>
+      </w:r>
+    </w:p>
+    <w:p>
+      <w:r>
+        <w:t>Registered users can securely log in.</w:t>
+      </w:r>
+    </w:p>
+    <w:p>
+      <w:pPr>
         <w:rPr>
           <w:b/>
           <w:bCs/>
         </w:rPr>
-        <w:lastRenderedPageBreak/>
-        <w:t>User Pages</w:t>
-      </w:r>
-    </w:p>
-    <w:p>
-      <w:pPr>
-        <w:numPr>
-          <w:ilvl w:val="0"/>
-          <w:numId w:val="4"/>
-        </w:numPr>
       </w:pPr>
       <w:r>
         <w:rPr>
           <w:b/>
           <w:bCs/>
         </w:rPr>
-        <w:t>User Dashboard</w:t>
-      </w:r>
-    </w:p>
-    <w:p>
-      <w:pPr>
-        <w:numPr>
-          <w:ilvl w:val="0"/>
-          <w:numId w:val="4"/>
-        </w:numPr>
-      </w:pPr>
-      <w:r>
+        <w:t>Donate Money</w:t>
+      </w:r>
+    </w:p>
+    <w:p>
+      <w:r>
+        <w:t>Users can contribute financial donations, which are tracked in the system.</w:t>
+      </w:r>
+    </w:p>
+    <w:p>
+      <w:pPr>
         <w:rPr>
           <w:b/>
           <w:bCs/>
+          <w:color w:val="FF0000"/>
+        </w:rPr>
+      </w:pPr>
+      <w:r>
+        <w:rPr>
+          <w:b/>
+          <w:bCs/>
+          <w:color w:val="FF0000"/>
+        </w:rPr>
+        <w:t>Admin Pages</w:t>
+      </w:r>
+    </w:p>
+    <w:p>
+      <w:pPr>
+        <w:rPr>
+          <w:b/>
+          <w:bCs/>
+        </w:rPr>
+      </w:pPr>
+      <w:r>
+        <w:rPr>
+          <w:b/>
+          <w:bCs/>
+        </w:rPr>
+        <w:t>Admin Home</w:t>
+      </w:r>
+      <w:r>
+        <w:br/>
+      </w:r>
+      <w:r>
+        <w:rPr>
+          <w:i/>
+          <w:iCs/>
+        </w:rPr>
+        <w:t>Landing page for admin users after login.</w:t>
+      </w:r>
+    </w:p>
+    <w:p>
+      <w:pPr>
+        <w:rPr>
+          <w:b/>
+          <w:bCs/>
+        </w:rPr>
+      </w:pPr>
+      <w:r>
+        <w:rPr>
+          <w:b/>
+          <w:bCs/>
+        </w:rPr>
+        <w:t>Admin Dashboard</w:t>
+      </w:r>
+      <w:r>
+        <w:br/>
+      </w:r>
+      <w:r>
+        <w:rPr>
+          <w:i/>
+          <w:iCs/>
+        </w:rPr>
+        <w:t>Displays all donations and disaster reports. Admins can view statistics and manage tasks.</w:t>
+      </w:r>
+    </w:p>
+    <w:p>
+      <w:pPr>
+        <w:rPr>
+          <w:b/>
+          <w:bCs/>
+        </w:rPr>
+      </w:pPr>
+      <w:r>
+        <w:rPr>
+          <w:b/>
+          <w:bCs/>
+        </w:rPr>
+        <w:t>Task Management</w:t>
+      </w:r>
+      <w:r>
+        <w:br/>
+      </w:r>
+      <w:r>
+        <w:rPr>
+          <w:i/>
+          <w:iCs/>
+        </w:rPr>
+        <w:t>Admins can create and manage volunteer tasks.</w:t>
+      </w:r>
+    </w:p>
+    <w:p>
+      <w:pPr>
+        <w:rPr>
+          <w:i/>
+          <w:iCs/>
+        </w:rPr>
+      </w:pPr>
+      <w:r>
+        <w:rPr>
+          <w:b/>
+          <w:bCs/>
+        </w:rPr>
+        <w:t>Assign Volunteer</w:t>
+      </w:r>
+      <w:r>
+        <w:br/>
+      </w:r>
+      <w:r>
+        <w:rPr>
+          <w:i/>
+          <w:iCs/>
+        </w:rPr>
+        <w:t>Admins can assign volunteers to specific disaster relief tasks.</w:t>
+      </w:r>
+    </w:p>
+    <w:p>
+      <w:pPr>
+        <w:rPr>
+          <w:b/>
+          <w:bCs/>
+          <w:color w:val="FF0000"/>
+        </w:rPr>
+      </w:pPr>
+      <w:r>
+        <w:rPr>
+          <w:b/>
+          <w:bCs/>
+          <w:color w:val="FF0000"/>
+        </w:rPr>
+        <w:t>User Pages</w:t>
+      </w:r>
+    </w:p>
+    <w:p>
+      <w:pPr>
+        <w:rPr>
+          <w:b/>
+          <w:bCs/>
+        </w:rPr>
+      </w:pPr>
+      <w:r>
+        <w:rPr>
+          <w:b/>
+          <w:bCs/>
+        </w:rPr>
+        <w:t>User Dashboard</w:t>
+      </w:r>
+      <w:r>
+        <w:br/>
+      </w:r>
+      <w:r>
+        <w:rPr>
+          <w:i/>
+          <w:iCs/>
+        </w:rPr>
+        <w:t>Displays the logged-in user's donations, reported disasters, and volunteer registrations.</w:t>
+      </w:r>
+    </w:p>
+    <w:p>
+      <w:pPr>
+        <w:rPr>
+          <w:b/>
+          <w:bCs/>
+        </w:rPr>
+      </w:pPr>
+      <w:r>
+        <w:rPr>
+          <w:b/>
+          <w:bCs/>
         </w:rPr>
         <w:t>Register as Volunteer</w:t>
       </w:r>
+      <w:r>
+        <w:br/>
+      </w:r>
+      <w:r>
+        <w:rPr>
+          <w:i/>
+          <w:iCs/>
+        </w:rPr>
+        <w:t>Allows users to register as volunteers and browse available tasks.</w:t>
+      </w:r>
     </w:p>
     <w:p/>
     <w:p>
@@ -411,6 +936,7 @@
         <w:rPr>
           <w:noProof/>
         </w:rPr>
+        <w:lastRenderedPageBreak/>
         <w:drawing>
           <wp:inline distT="0" distB="0" distL="0" distR="0" wp14:anchorId="5024FB10" wp14:editId="596FB3A8">
             <wp:extent cx="5934075" cy="3200400"/>
@@ -468,6 +994,11 @@
     </w:p>
     <w:p>
       <w:r>
+        <w:t>The landing page showing the organization’s mission with buttons to log a disaster, donate goods, or donate money. Includes a navigation bar (Home, About, Volunteer, Contact, Login/Register) and footer branding.</w:t>
+      </w:r>
+    </w:p>
+    <w:p>
+      <w:r>
         <w:rPr>
           <w:noProof/>
         </w:rPr>
@@ -523,10 +1054,16 @@
     </w:p>
     <w:p>
       <w:r>
+        <w:t xml:space="preserve">News page </w:t>
+      </w:r>
+    </w:p>
+    <w:p>
+      <w:r>
         <w:lastRenderedPageBreak/>
-        <w:t xml:space="preserve">News page </w:t>
-      </w:r>
-    </w:p>
+        <w:t>Displays latest updates and announcements related to disaster relief and ongoing aid projects.</w:t>
+      </w:r>
+    </w:p>
+    <w:p/>
     <w:p>
       <w:r>
         <w:rPr>
@@ -589,6 +1126,11 @@
     </w:p>
     <w:p>
       <w:r>
+        <w:t>Provides history, philosophy, and mission of Gift of the Givers. Includes a banner image and a “Donate Now” button prompting users to contribute.</w:t>
+      </w:r>
+    </w:p>
+    <w:p>
+      <w:r>
         <w:rPr>
           <w:noProof/>
         </w:rPr>
@@ -644,15 +1186,20 @@
     </w:p>
     <w:p>
       <w:r>
+        <w:lastRenderedPageBreak/>
         <w:t xml:space="preserve">Contact us page </w:t>
       </w:r>
     </w:p>
     <w:p>
       <w:r>
+        <w:t>Form-based page allowing users to send messages to the organization, with a location map for physical offices.</w:t>
+      </w:r>
+    </w:p>
+    <w:p>
+      <w:r>
         <w:rPr>
           <w:noProof/>
         </w:rPr>
-        <w:lastRenderedPageBreak/>
         <w:drawing>
           <wp:inline distT="0" distB="0" distL="0" distR="0" wp14:anchorId="54CE2383" wp14:editId="7F3C478C">
             <wp:extent cx="5934075" cy="3181350"/>
@@ -710,6 +1257,15 @@
     </w:p>
     <w:p>
       <w:r>
+        <w:t>Form for new users to create accounts. Users can choose to sign up as Donors or Volunteers</w:t>
+      </w:r>
+    </w:p>
+    <w:p>
+      <w:r>
+        <w:lastRenderedPageBreak/>
+        <w:t>.</w:t>
+      </w:r>
+      <w:r>
         <w:rPr>
           <w:noProof/>
         </w:rPr>
@@ -770,10 +1326,15 @@
     </w:p>
     <w:p>
       <w:r>
+        <w:t>Secure authentication page for Users and Admins. Admin credentials are pre-assigned by the organization.</w:t>
+      </w:r>
+    </w:p>
+    <w:p/>
+    <w:p>
+      <w:r>
         <w:rPr>
           <w:noProof/>
         </w:rPr>
-        <w:lastRenderedPageBreak/>
         <w:drawing>
           <wp:inline distT="0" distB="0" distL="0" distR="0" wp14:anchorId="31314DA4" wp14:editId="293EC48F">
             <wp:extent cx="5934075" cy="3181350"/>
@@ -829,6 +1390,12 @@
         <w:t xml:space="preserve">Donate money </w:t>
       </w:r>
     </w:p>
+    <w:p>
+      <w:r>
+        <w:lastRenderedPageBreak/>
+        <w:t>Allows users to make monetary donations. Transactions are logged and displayed for Admin oversight.</w:t>
+      </w:r>
+    </w:p>
     <w:p/>
     <w:p>
       <w:r>
@@ -892,10 +1459,14 @@
     </w:p>
     <w:p>
       <w:r>
+        <w:t>Provides statistics and real-time data: number of donations, active disasters, volunteer registrations, etc.</w:t>
+      </w:r>
+    </w:p>
+    <w:p>
+      <w:r>
         <w:rPr>
           <w:noProof/>
         </w:rPr>
-        <w:lastRenderedPageBreak/>
         <w:drawing>
           <wp:inline distT="0" distB="0" distL="0" distR="0" wp14:anchorId="73EA1113" wp14:editId="61B91535">
             <wp:extent cx="5943600" cy="3171825"/>
@@ -948,7 +1519,13 @@
     </w:p>
     <w:p>
       <w:r>
+        <w:lastRenderedPageBreak/>
         <w:t xml:space="preserve">Admin dashboard </w:t>
+      </w:r>
+    </w:p>
+    <w:p>
+      <w:r>
+        <w:t>Admin landing page showing quick links to dashboards and task management.</w:t>
       </w:r>
     </w:p>
     <w:p>
@@ -1013,58 +1590,7 @@
     </w:p>
     <w:p>
       <w:r>
-        <w:rPr>
-          <w:noProof/>
-        </w:rPr>
-        <w:lastRenderedPageBreak/>
-        <w:drawing>
-          <wp:inline distT="0" distB="0" distL="0" distR="0" wp14:anchorId="2E6733E5" wp14:editId="2E622DE2">
-            <wp:extent cx="5943600" cy="3190875"/>
-            <wp:effectExtent l="0" t="0" r="0" b="9525"/>
-            <wp:docPr id="1145969794" name="Picture 12"/>
-            <wp:cNvGraphicFramePr>
-              <a:graphicFrameLocks xmlns:a="http://schemas.openxmlformats.org/drawingml/2006/main" noChangeAspect="1"/>
-            </wp:cNvGraphicFramePr>
-            <a:graphic xmlns:a="http://schemas.openxmlformats.org/drawingml/2006/main">
-              <a:graphicData uri="http://schemas.openxmlformats.org/drawingml/2006/picture">
-                <pic:pic xmlns:pic="http://schemas.openxmlformats.org/drawingml/2006/picture">
-                  <pic:nvPicPr>
-                    <pic:cNvPr id="0" name="Picture 12"/>
-                    <pic:cNvPicPr>
-                      <a:picLocks noChangeAspect="1" noChangeArrowheads="1"/>
-                    </pic:cNvPicPr>
-                  </pic:nvPicPr>
-                  <pic:blipFill>
-                    <a:blip r:embed="rId21" cstate="print">
-                      <a:extLst>
-                        <a:ext uri="{28A0092B-C50C-407E-A947-70E740481C1C}">
-                          <a14:useLocalDpi xmlns:a14="http://schemas.microsoft.com/office/drawing/2010/main" val="0"/>
-                        </a:ext>
-                      </a:extLst>
-                    </a:blip>
-                    <a:srcRect/>
-                    <a:stretch>
-                      <a:fillRect/>
-                    </a:stretch>
-                  </pic:blipFill>
-                  <pic:spPr bwMode="auto">
-                    <a:xfrm>
-                      <a:off x="0" y="0"/>
-                      <a:ext cx="5943600" cy="3190875"/>
-                    </a:xfrm>
-                    <a:prstGeom prst="rect">
-                      <a:avLst/>
-                    </a:prstGeom>
-                    <a:noFill/>
-                    <a:ln>
-                      <a:noFill/>
-                    </a:ln>
-                  </pic:spPr>
-                </pic:pic>
-              </a:graphicData>
-            </a:graphic>
-          </wp:inline>
-        </w:drawing>
+        <w:t>Admin can create, edit, and manage volunteer tasks related to relief operations.</w:t>
       </w:r>
     </w:p>
     <w:p>
@@ -1129,10 +1655,15 @@
     </w:p>
     <w:p>
       <w:r>
+        <w:lastRenderedPageBreak/>
+        <w:t>Interface where Admins assign volunteers to specific tasks based on availability.</w:t>
+      </w:r>
+    </w:p>
+    <w:p>
+      <w:r>
         <w:rPr>
           <w:noProof/>
         </w:rPr>
-        <w:lastRenderedPageBreak/>
         <w:drawing>
           <wp:inline distT="0" distB="0" distL="0" distR="0" wp14:anchorId="5DD58BFF" wp14:editId="4149B0BB">
             <wp:extent cx="5934075" cy="3200400"/>
@@ -1350,9 +1881,131 @@
     </w:p>
     <w:p>
       <w:r>
+        <w:rPr>
+          <w:noProof/>
+        </w:rPr>
+        <w:drawing>
+          <wp:inline distT="0" distB="0" distL="0" distR="0" wp14:anchorId="04916084" wp14:editId="58305270">
+            <wp:extent cx="5934075" cy="3200400"/>
+            <wp:effectExtent l="0" t="0" r="9525" b="0"/>
+            <wp:docPr id="640572081" name="Picture 1"/>
+            <wp:cNvGraphicFramePr>
+              <a:graphicFrameLocks xmlns:a="http://schemas.openxmlformats.org/drawingml/2006/main" noChangeAspect="1"/>
+            </wp:cNvGraphicFramePr>
+            <a:graphic xmlns:a="http://schemas.openxmlformats.org/drawingml/2006/main">
+              <a:graphicData uri="http://schemas.openxmlformats.org/drawingml/2006/picture">
+                <pic:pic xmlns:pic="http://schemas.openxmlformats.org/drawingml/2006/picture">
+                  <pic:nvPicPr>
+                    <pic:cNvPr id="0" name="Picture 1"/>
+                    <pic:cNvPicPr>
+                      <a:picLocks noChangeAspect="1" noChangeArrowheads="1"/>
+                    </pic:cNvPicPr>
+                  </pic:nvPicPr>
+                  <pic:blipFill>
+                    <a:blip r:embed="rId12" cstate="print">
+                      <a:extLst>
+                        <a:ext uri="{28A0092B-C50C-407E-A947-70E740481C1C}">
+                          <a14:useLocalDpi xmlns:a14="http://schemas.microsoft.com/office/drawing/2010/main" val="0"/>
+                        </a:ext>
+                      </a:extLst>
+                    </a:blip>
+                    <a:srcRect/>
+                    <a:stretch>
+                      <a:fillRect/>
+                    </a:stretch>
+                  </pic:blipFill>
+                  <pic:spPr bwMode="auto">
+                    <a:xfrm>
+                      <a:off x="0" y="0"/>
+                      <a:ext cx="5934075" cy="3200400"/>
+                    </a:xfrm>
+                    <a:prstGeom prst="rect">
+                      <a:avLst/>
+                    </a:prstGeom>
+                    <a:noFill/>
+                    <a:ln>
+                      <a:noFill/>
+                    </a:ln>
+                  </pic:spPr>
+                </pic:pic>
+              </a:graphicData>
+            </a:graphic>
+          </wp:inline>
+        </w:drawing>
+      </w:r>
+      <w:r>
         <w:t>User dashboard</w:t>
       </w:r>
     </w:p>
+    <w:p>
+      <w:r>
+        <w:t>Displays logged-in user’s personal activity: donations, disaster reports, and volunteer commitments.</w:t>
+      </w:r>
+    </w:p>
+    <w:p>
+      <w:r>
+        <w:t>The User Dashboard is the central hub for logged-in users. It displays a summary of their personal activities, including:</w:t>
+      </w:r>
+    </w:p>
+    <w:p>
+      <w:r>
+        <w:t>Donations made (financial and goods)</w:t>
+      </w:r>
+    </w:p>
+    <w:p>
+      <w:r>
+        <w:lastRenderedPageBreak/>
+        <w:t>Disaster reports submitted</w:t>
+      </w:r>
+    </w:p>
+    <w:p>
+      <w:r>
+        <w:t>Volunteer commitments and assigned tasks</w:t>
+      </w:r>
+    </w:p>
+    <w:p>
+      <w:r>
+        <w:t>Additionally, the dashboard prominently features three key action buttons for user interaction:</w:t>
+      </w:r>
+    </w:p>
+    <w:p>
+      <w:pPr>
+        <w:pStyle w:val="ListParagraph"/>
+        <w:numPr>
+          <w:ilvl w:val="0"/>
+          <w:numId w:val="11"/>
+        </w:numPr>
+      </w:pPr>
+      <w:r>
+        <w:t>Log a Disaster – Allows users to report incidents in their area and specify the type of disaster.</w:t>
+      </w:r>
+    </w:p>
+    <w:p>
+      <w:pPr>
+        <w:pStyle w:val="ListParagraph"/>
+        <w:numPr>
+          <w:ilvl w:val="0"/>
+          <w:numId w:val="11"/>
+        </w:numPr>
+      </w:pPr>
+      <w:r>
+        <w:t>Donate Goods – Provides a form for users to pledge physical items for relief efforts.</w:t>
+      </w:r>
+    </w:p>
+    <w:p>
+      <w:pPr>
+        <w:pStyle w:val="ListParagraph"/>
+        <w:numPr>
+          <w:ilvl w:val="0"/>
+          <w:numId w:val="11"/>
+        </w:numPr>
+      </w:pPr>
+      <w:r>
+        <w:t>Donate Money – Enables secure online financial donations through the platform.</w:t>
+      </w:r>
+    </w:p>
+    <w:p/>
+    <w:p/>
     <w:p>
       <w:r>
         <w:rPr>
@@ -1637,6 +2290,29 @@
     </w:p>
     <w:p>
       <w:r>
+        <w:t>Enables users to sign up for volunteer roles and browse available tasks.</w:t>
+      </w:r>
+      <w:r>
+        <w:t xml:space="preserve"> These pages allow users to register as volunteers. After signing up, users can:</w:t>
+      </w:r>
+    </w:p>
+    <w:p>
+      <w:r>
+        <w:t>Indicate their availability and preferred role.</w:t>
+      </w:r>
+    </w:p>
+    <w:p>
+      <w:r>
+        <w:t>Browse available volunteer tasks created by administrators.</w:t>
+      </w:r>
+    </w:p>
+    <w:p>
+      <w:r>
+        <w:t>Receive assignments to specific disaster relief operations.</w:t>
+      </w:r>
+    </w:p>
+    <w:p>
+      <w:r>
         <w:rPr>
           <w:noProof/>
         </w:rPr>
@@ -1691,6 +2367,25 @@
       </w:r>
     </w:p>
     <w:p>
+      <w:r>
+        <w:lastRenderedPageBreak/>
+        <w:t>Logout page for every user.</w:t>
+      </w:r>
+    </w:p>
+    <w:p>
+      <w:pPr>
+        <w:pStyle w:val="Heading2"/>
+      </w:pPr>
+      <w:r>
+        <w:t>Pipelines</w:t>
+      </w:r>
+    </w:p>
+    <w:p>
+      <w:r>
+        <w:t>The project uses Azure Pipelines for automated builds and deployments.</w:t>
+      </w:r>
+    </w:p>
+    <w:p>
       <w:pPr>
         <w:rPr>
           <w:b/>
@@ -1702,107 +2397,98 @@
           <w:b/>
           <w:bCs/>
         </w:rPr>
-        <w:t>Pipelines</w:t>
-      </w:r>
-    </w:p>
-    <w:p>
-      <w:pPr>
-        <w:numPr>
-          <w:ilvl w:val="0"/>
-          <w:numId w:val="5"/>
-        </w:numPr>
-      </w:pPr>
-      <w:r>
+        <w:t>Build Pipeline:</w:t>
+      </w:r>
+    </w:p>
+    <w:p>
+      <w:r>
+        <w:t xml:space="preserve">Restores </w:t>
+      </w:r>
+      <w:proofErr w:type="spellStart"/>
+      <w:r>
+        <w:t>NuGet</w:t>
+      </w:r>
+      <w:proofErr w:type="spellEnd"/>
+      <w:r>
+        <w:t xml:space="preserve"> packages</w:t>
+      </w:r>
+    </w:p>
+    <w:p>
+      <w:r>
+        <w:t>Compiles the solution</w:t>
+      </w:r>
+    </w:p>
+    <w:p>
+      <w:r>
+        <w:t>Runs automated tests</w:t>
+      </w:r>
+    </w:p>
+    <w:p>
+      <w:r>
+        <w:t>Publishes build artifacts</w:t>
+      </w:r>
+    </w:p>
+    <w:p>
+      <w:pPr>
         <w:rPr>
           <w:b/>
           <w:bCs/>
         </w:rPr>
-        <w:t>Azure Pipelines Build Pipeline</w:t>
-      </w:r>
-      <w:r>
-        <w:t>: Configured for automated build and deployment.</w:t>
-      </w:r>
-    </w:p>
-    <w:p>
-      <w:pPr>
-        <w:numPr>
-          <w:ilvl w:val="0"/>
-          <w:numId w:val="5"/>
-        </w:numPr>
       </w:pPr>
       <w:r>
         <w:rPr>
           <w:b/>
           <w:bCs/>
         </w:rPr>
-        <w:t>Tasks Included</w:t>
-      </w:r>
-      <w:r>
-        <w:t>:</w:t>
-      </w:r>
-    </w:p>
-    <w:p>
-      <w:pPr>
-        <w:numPr>
-          <w:ilvl w:val="1"/>
-          <w:numId w:val="5"/>
-        </w:numPr>
-      </w:pPr>
-      <w:r>
-        <w:t>Restore NuGet packages</w:t>
-      </w:r>
-    </w:p>
-    <w:p>
-      <w:pPr>
-        <w:numPr>
-          <w:ilvl w:val="1"/>
-          <w:numId w:val="5"/>
-        </w:numPr>
-      </w:pPr>
-      <w:r>
-        <w:t>Build solution</w:t>
-      </w:r>
-    </w:p>
-    <w:p>
-      <w:pPr>
-        <w:numPr>
-          <w:ilvl w:val="1"/>
-          <w:numId w:val="5"/>
-        </w:numPr>
-      </w:pPr>
-      <w:r>
+        <w:t>Release Pipeline:</w:t>
+      </w:r>
+    </w:p>
+    <w:p>
+      <w:r>
+        <w:t>Deploys the application to Azure App Service for staging/testing</w:t>
+      </w:r>
+    </w:p>
+    <w:p>
+      <w:r>
+        <w:t>Can be extended for production deployment</w:t>
+      </w:r>
+    </w:p>
+    <w:p>
+      <w:r>
+        <w:t>Pipeline Issues</w:t>
+      </w:r>
+    </w:p>
+    <w:p>
+      <w:r>
+        <w:t>Due to access restrictions on the free Azure DevOps tier, full CI/CD automation was not possible. Specifically:</w:t>
+      </w:r>
+    </w:p>
+    <w:p>
+      <w:r>
+        <w:t>Free tier requires manual approval for parallel jobs,</w:t>
+      </w:r>
+    </w:p>
+    <w:p>
+      <w:r>
+        <w:t>This caused pipeline failures during build execution.</w:t>
+      </w:r>
+    </w:p>
+    <w:p>
+      <w:r>
+        <w:t>An official request for pipeline parallelism approval was submitted to Microsoft.</w:t>
+      </w:r>
+    </w:p>
+    <w:p>
+      <w:r>
+        <w:t>Despite these restrictions, all configuration files (YAML) and pipeline setup have been correctly implemented.</w:t>
+      </w:r>
+    </w:p>
+    <w:p>
+      <w:r>
+        <w:rPr>
+          <w:noProof/>
+        </w:rPr>
         <w:lastRenderedPageBreak/>
-        <w:t>Run tests</w:t>
-      </w:r>
-    </w:p>
-    <w:p>
-      <w:pPr>
-        <w:numPr>
-          <w:ilvl w:val="1"/>
-          <w:numId w:val="5"/>
-        </w:numPr>
-      </w:pPr>
-      <w:r>
-        <w:t>Publish artifacts</w:t>
-      </w:r>
-    </w:p>
-    <w:p>
-      <w:pPr>
-        <w:numPr>
-          <w:ilvl w:val="1"/>
-          <w:numId w:val="5"/>
-        </w:numPr>
-      </w:pPr>
-      <w:r>
-        <w:t>Deploy to Azure App Service</w:t>
-      </w:r>
-    </w:p>
-    <w:p/>
-    <w:p>
-      <w:r>
-        <w:rPr>
-          <w:noProof/>
-        </w:rPr>
         <w:drawing>
           <wp:inline distT="0" distB="0" distL="0" distR="0" wp14:anchorId="4AD14494" wp14:editId="5A153AC1">
             <wp:extent cx="5934075" cy="4733925"/>
@@ -1892,15 +2578,9 @@
           <w:rPr>
             <w:rStyle w:val="Hyperlink"/>
           </w:rPr>
-          <w:t>GiftOfTheGivers</w:t>
+          <w:t>GiftOfTheGivers-WebApp</w:t>
         </w:r>
         <w:proofErr w:type="spellEnd"/>
-        <w:r>
-          <w:rPr>
-            <w:rStyle w:val="Hyperlink"/>
-          </w:rPr>
-          <w:t>-WebApp</w:t>
-        </w:r>
       </w:hyperlink>
     </w:p>
     <w:p>
@@ -1937,7 +2617,7 @@
         </w:rPr>
         <w:lastRenderedPageBreak/>
         <w:drawing>
-          <wp:inline distT="0" distB="0" distL="0" distR="0" wp14:anchorId="1904B8E4" wp14:editId="09476BD2">
+          <wp:inline distT="0" distB="0" distL="0" distR="0" wp14:anchorId="1904B8E4" wp14:editId="5E8F8FD0">
             <wp:extent cx="5934075" cy="3143250"/>
             <wp:effectExtent l="0" t="0" r="9525" b="0"/>
             <wp:docPr id="989527455" name="Picture 25"/>
@@ -1993,7 +2673,7 @@
           <w:noProof/>
         </w:rPr>
         <w:drawing>
-          <wp:inline distT="0" distB="0" distL="0" distR="0" wp14:anchorId="28D90C2F" wp14:editId="048FED9E">
+          <wp:inline distT="0" distB="0" distL="0" distR="0" wp14:anchorId="28D90C2F" wp14:editId="683F46E4">
             <wp:extent cx="5934075" cy="2943225"/>
             <wp:effectExtent l="0" t="0" r="9525" b="9525"/>
             <wp:docPr id="753261066" name="Picture 26"/>
@@ -2057,7 +2737,71 @@
           <w:b/>
           <w:bCs/>
         </w:rPr>
-        <w:t>References</w:t>
+        <w:t>Reference</w:t>
+      </w:r>
+      <w:r>
+        <w:rPr>
+          <w:b/>
+          <w:bCs/>
+        </w:rPr>
+        <w:t>s</w:t>
+      </w:r>
+    </w:p>
+    <w:p>
+      <w:pPr>
+        <w:pStyle w:val="ListParagraph"/>
+        <w:numPr>
+          <w:ilvl w:val="0"/>
+          <w:numId w:val="12"/>
+        </w:numPr>
+        <w:rPr>
+          <w:b/>
+          <w:bCs/>
+        </w:rPr>
+      </w:pPr>
+      <w:r>
+        <w:rPr>
+          <w:b/>
+          <w:bCs/>
+        </w:rPr>
+        <w:t xml:space="preserve">GitHub Repository: </w:t>
+      </w:r>
+      <w:proofErr w:type="spellStart"/>
+      <w:r>
+        <w:rPr>
+          <w:b/>
+          <w:bCs/>
+        </w:rPr>
+        <w:t>GiftOfTheGivers-WebApp</w:t>
+      </w:r>
+      <w:proofErr w:type="spellEnd"/>
+      <w:r>
+        <w:rPr>
+          <w:b/>
+          <w:bCs/>
+        </w:rPr>
+        <w:t xml:space="preserve"> </w:t>
+      </w:r>
+    </w:p>
+    <w:p>
+      <w:pPr>
+        <w:pStyle w:val="ListParagraph"/>
+        <w:numPr>
+          <w:ilvl w:val="0"/>
+          <w:numId w:val="12"/>
+        </w:numPr>
+        <w:rPr>
+          <w:b/>
+          <w:bCs/>
+        </w:rPr>
+      </w:pPr>
+      <w:r>
+        <w:rPr>
+          <w:b/>
+          <w:bCs/>
+        </w:rPr>
+        <w:lastRenderedPageBreak/>
+        <w:t>Azure DevOps Repository: Dev Azure</w:t>
       </w:r>
     </w:p>
     <w:p>
@@ -2082,7 +2826,6 @@
         </w:numPr>
       </w:pPr>
       <w:r>
-        <w:lastRenderedPageBreak/>
         <w:t>Microsoft Docs – ASP.NET Identity</w:t>
       </w:r>
     </w:p>
@@ -2183,9 +2926,247 @@
 <file path=word/numbering.xml><?xml version="1.0" encoding="utf-8"?>
 <w:numbering xmlns:wpc="http://schemas.microsoft.com/office/word/2010/wordprocessingCanvas" xmlns:cx="http://schemas.microsoft.com/office/drawing/2014/chartex" xmlns:cx1="http://schemas.microsoft.com/office/drawing/2015/9/8/chartex" xmlns:cx2="http://schemas.microsoft.com/office/drawing/2015/10/21/chartex" xmlns:cx3="http://schemas.microsoft.com/office/drawing/2016/5/9/chartex" xmlns:cx4="http://schemas.microsoft.com/office/drawing/2016/5/10/chartex" xmlns:cx5="http://schemas.microsoft.com/office/drawing/2016/5/11/chartex" xmlns:cx6="http://schemas.microsoft.com/office/drawing/2016/5/12/chartex" xmlns:cx7="http://schemas.microsoft.com/office/drawing/2016/5/13/chartex" xmlns:cx8="http://schemas.microsoft.com/office/drawing/2016/5/14/chartex" xmlns:mc="http://schemas.openxmlformats.org/markup-compatibility/2006" xmlns:aink="http://schemas.microsoft.com/office/drawing/2016/ink" xmlns:am3d="http://schemas.microsoft.com/office/drawing/2017/model3d" xmlns:o="urn:schemas-microsoft-com:office:office" xmlns:oel="http://schemas.microsoft.com/office/2019/extlst" xmlns:r="http://schemas.openxmlformats.org/officeDocument/2006/relationships" xmlns:m="http://schemas.openxmlformats.org/officeDocument/2006/math" xmlns:v="urn:schemas-microsoft-com:vml" xmlns:wp14="http://schemas.microsoft.com/office/word/2010/wordprocessingDrawing" xmlns:wp="http://schemas.openxmlformats.org/drawingml/2006/wordprocessingDrawing" xmlns:w10="urn:schemas-microsoft-com:office:word" xmlns:w="http://schemas.openxmlformats.org/wordprocessingml/2006/main" xmlns:w14="http://schemas.microsoft.com/office/word/2010/wordml" xmlns:w15="http://schemas.microsoft.com/office/word/2012/wordml" xmlns:w16cex="http://schemas.microsoft.com/office/word/2018/wordml/cex" xmlns:w16cid="http://schemas.microsoft.com/office/word/2016/wordml/cid" xmlns:w16="http://schemas.microsoft.com/office/word/2018/wordml" xmlns:w16du="http://schemas.microsoft.com/office/word/2023/wordml/word16du" xmlns:w16sdtdh="http://schemas.microsoft.com/office/word/2020/wordml/sdtdatahash" xmlns:w16sdtfl="http://schemas.microsoft.com/office/word/2024/wordml/sdtformatlock" xmlns:w16se="http://schemas.microsoft.com/office/word/2015/wordml/symex" xmlns:wpg="http://schemas.microsoft.com/office/word/2010/wordprocessingGroup" xmlns:wpi="http://schemas.microsoft.com/office/word/2010/wordprocessingInk" xmlns:wne="http://schemas.microsoft.com/office/word/2006/wordml" xmlns:wps="http://schemas.microsoft.com/office/word/2010/wordprocessingShape" mc:Ignorable="w14 w15 w16se w16cid w16 w16cex w16sdtdh w16sdtfl w16du wp14">
   <w:abstractNum w:abstractNumId="0" w15:restartNumberingAfterBreak="0">
+    <w:nsid w:val="02F52FA6"/>
+    <w:multiLevelType w:val="multilevel"/>
+    <w:tmpl w:val="705C1614"/>
+    <w:lvl w:ilvl="0">
+      <w:start w:val="1"/>
+      <w:numFmt w:val="bullet"/>
+      <w:lvlText w:val=""/>
+      <w:lvlJc w:val="left"/>
+      <w:pPr>
+        <w:tabs>
+          <w:tab w:val="num" w:pos="720"/>
+        </w:tabs>
+        <w:ind w:left="720" w:hanging="360"/>
+      </w:pPr>
+      <w:rPr>
+        <w:rFonts w:ascii="Symbol" w:hAnsi="Symbol" w:hint="default"/>
+        <w:sz w:val="20"/>
+      </w:rPr>
+    </w:lvl>
+    <w:lvl w:ilvl="1" w:tentative="1">
+      <w:start w:val="1"/>
+      <w:numFmt w:val="bullet"/>
+      <w:lvlText w:val="o"/>
+      <w:lvlJc w:val="left"/>
+      <w:pPr>
+        <w:tabs>
+          <w:tab w:val="num" w:pos="1440"/>
+        </w:tabs>
+        <w:ind w:left="1440" w:hanging="360"/>
+      </w:pPr>
+      <w:rPr>
+        <w:rFonts w:ascii="Courier New" w:hAnsi="Courier New" w:hint="default"/>
+        <w:sz w:val="20"/>
+      </w:rPr>
+    </w:lvl>
+    <w:lvl w:ilvl="2" w:tentative="1">
+      <w:start w:val="1"/>
+      <w:numFmt w:val="bullet"/>
+      <w:lvlText w:val=""/>
+      <w:lvlJc w:val="left"/>
+      <w:pPr>
+        <w:tabs>
+          <w:tab w:val="num" w:pos="2160"/>
+        </w:tabs>
+        <w:ind w:left="2160" w:hanging="360"/>
+      </w:pPr>
+      <w:rPr>
+        <w:rFonts w:ascii="Wingdings" w:hAnsi="Wingdings" w:hint="default"/>
+        <w:sz w:val="20"/>
+      </w:rPr>
+    </w:lvl>
+    <w:lvl w:ilvl="3" w:tentative="1">
+      <w:start w:val="1"/>
+      <w:numFmt w:val="bullet"/>
+      <w:lvlText w:val=""/>
+      <w:lvlJc w:val="left"/>
+      <w:pPr>
+        <w:tabs>
+          <w:tab w:val="num" w:pos="2880"/>
+        </w:tabs>
+        <w:ind w:left="2880" w:hanging="360"/>
+      </w:pPr>
+      <w:rPr>
+        <w:rFonts w:ascii="Wingdings" w:hAnsi="Wingdings" w:hint="default"/>
+        <w:sz w:val="20"/>
+      </w:rPr>
+    </w:lvl>
+    <w:lvl w:ilvl="4" w:tentative="1">
+      <w:start w:val="1"/>
+      <w:numFmt w:val="bullet"/>
+      <w:lvlText w:val=""/>
+      <w:lvlJc w:val="left"/>
+      <w:pPr>
+        <w:tabs>
+          <w:tab w:val="num" w:pos="3600"/>
+        </w:tabs>
+        <w:ind w:left="3600" w:hanging="360"/>
+      </w:pPr>
+      <w:rPr>
+        <w:rFonts w:ascii="Wingdings" w:hAnsi="Wingdings" w:hint="default"/>
+        <w:sz w:val="20"/>
+      </w:rPr>
+    </w:lvl>
+    <w:lvl w:ilvl="5" w:tentative="1">
+      <w:start w:val="1"/>
+      <w:numFmt w:val="bullet"/>
+      <w:lvlText w:val=""/>
+      <w:lvlJc w:val="left"/>
+      <w:pPr>
+        <w:tabs>
+          <w:tab w:val="num" w:pos="4320"/>
+        </w:tabs>
+        <w:ind w:left="4320" w:hanging="360"/>
+      </w:pPr>
+      <w:rPr>
+        <w:rFonts w:ascii="Wingdings" w:hAnsi="Wingdings" w:hint="default"/>
+        <w:sz w:val="20"/>
+      </w:rPr>
+    </w:lvl>
+    <w:lvl w:ilvl="6" w:tentative="1">
+      <w:start w:val="1"/>
+      <w:numFmt w:val="bullet"/>
+      <w:lvlText w:val=""/>
+      <w:lvlJc w:val="left"/>
+      <w:pPr>
+        <w:tabs>
+          <w:tab w:val="num" w:pos="5040"/>
+        </w:tabs>
+        <w:ind w:left="5040" w:hanging="360"/>
+      </w:pPr>
+      <w:rPr>
+        <w:rFonts w:ascii="Wingdings" w:hAnsi="Wingdings" w:hint="default"/>
+        <w:sz w:val="20"/>
+      </w:rPr>
+    </w:lvl>
+    <w:lvl w:ilvl="7" w:tentative="1">
+      <w:start w:val="1"/>
+      <w:numFmt w:val="bullet"/>
+      <w:lvlText w:val=""/>
+      <w:lvlJc w:val="left"/>
+      <w:pPr>
+        <w:tabs>
+          <w:tab w:val="num" w:pos="5760"/>
+        </w:tabs>
+        <w:ind w:left="5760" w:hanging="360"/>
+      </w:pPr>
+      <w:rPr>
+        <w:rFonts w:ascii="Wingdings" w:hAnsi="Wingdings" w:hint="default"/>
+        <w:sz w:val="20"/>
+      </w:rPr>
+    </w:lvl>
+    <w:lvl w:ilvl="8" w:tentative="1">
+      <w:start w:val="1"/>
+      <w:numFmt w:val="bullet"/>
+      <w:lvlText w:val=""/>
+      <w:lvlJc w:val="left"/>
+      <w:pPr>
+        <w:tabs>
+          <w:tab w:val="num" w:pos="6480"/>
+        </w:tabs>
+        <w:ind w:left="6480" w:hanging="360"/>
+      </w:pPr>
+      <w:rPr>
+        <w:rFonts w:ascii="Wingdings" w:hAnsi="Wingdings" w:hint="default"/>
+        <w:sz w:val="20"/>
+      </w:rPr>
+    </w:lvl>
+  </w:abstractNum>
+  <w:abstractNum w:abstractNumId="1" w15:restartNumberingAfterBreak="0">
+    <w:nsid w:val="046C4B55"/>
+    <w:multiLevelType w:val="hybridMultilevel"/>
+    <w:tmpl w:val="9566F298"/>
+    <w:lvl w:ilvl="0" w:tplc="FFFFFFFF">
+      <w:start w:val="1"/>
+      <w:numFmt w:val="decimal"/>
+      <w:lvlText w:val="%1."/>
+      <w:lvlJc w:val="left"/>
+      <w:pPr>
+        <w:ind w:left="720" w:hanging="360"/>
+      </w:pPr>
+      <w:rPr>
+        <w:rFonts w:hint="default"/>
+      </w:rPr>
+    </w:lvl>
+    <w:lvl w:ilvl="1" w:tplc="04090019" w:tentative="1">
+      <w:start w:val="1"/>
+      <w:numFmt w:val="lowerLetter"/>
+      <w:lvlText w:val="%2."/>
+      <w:lvlJc w:val="left"/>
+      <w:pPr>
+        <w:ind w:left="1440" w:hanging="360"/>
+      </w:pPr>
+    </w:lvl>
+    <w:lvl w:ilvl="2" w:tplc="0409001B" w:tentative="1">
+      <w:start w:val="1"/>
+      <w:numFmt w:val="lowerRoman"/>
+      <w:lvlText w:val="%3."/>
+      <w:lvlJc w:val="right"/>
+      <w:pPr>
+        <w:ind w:left="2160" w:hanging="180"/>
+      </w:pPr>
+    </w:lvl>
+    <w:lvl w:ilvl="3" w:tplc="0409000F" w:tentative="1">
+      <w:start w:val="1"/>
+      <w:numFmt w:val="decimal"/>
+      <w:lvlText w:val="%4."/>
+      <w:lvlJc w:val="left"/>
+      <w:pPr>
+        <w:ind w:left="2880" w:hanging="360"/>
+      </w:pPr>
+    </w:lvl>
+    <w:lvl w:ilvl="4" w:tplc="04090019" w:tentative="1">
+      <w:start w:val="1"/>
+      <w:numFmt w:val="lowerLetter"/>
+      <w:lvlText w:val="%5."/>
+      <w:lvlJc w:val="left"/>
+      <w:pPr>
+        <w:ind w:left="3600" w:hanging="360"/>
+      </w:pPr>
+    </w:lvl>
+    <w:lvl w:ilvl="5" w:tplc="0409001B" w:tentative="1">
+      <w:start w:val="1"/>
+      <w:numFmt w:val="lowerRoman"/>
+      <w:lvlText w:val="%6."/>
+      <w:lvlJc w:val="right"/>
+      <w:pPr>
+        <w:ind w:left="4320" w:hanging="180"/>
+      </w:pPr>
+    </w:lvl>
+    <w:lvl w:ilvl="6" w:tplc="0409000F" w:tentative="1">
+      <w:start w:val="1"/>
+      <w:numFmt w:val="decimal"/>
+      <w:lvlText w:val="%7."/>
+      <w:lvlJc w:val="left"/>
+      <w:pPr>
+        <w:ind w:left="5040" w:hanging="360"/>
+      </w:pPr>
+    </w:lvl>
+    <w:lvl w:ilvl="7" w:tplc="04090019" w:tentative="1">
+      <w:start w:val="1"/>
+      <w:numFmt w:val="lowerLetter"/>
+      <w:lvlText w:val="%8."/>
+      <w:lvlJc w:val="left"/>
+      <w:pPr>
+        <w:ind w:left="5760" w:hanging="360"/>
+      </w:pPr>
+    </w:lvl>
+    <w:lvl w:ilvl="8" w:tplc="0409001B" w:tentative="1">
+      <w:start w:val="1"/>
+      <w:numFmt w:val="lowerRoman"/>
+      <w:lvlText w:val="%9."/>
+      <w:lvlJc w:val="right"/>
+      <w:pPr>
+        <w:ind w:left="6480" w:hanging="180"/>
+      </w:pPr>
+    </w:lvl>
+  </w:abstractNum>
+  <w:abstractNum w:abstractNumId="2" w15:restartNumberingAfterBreak="0">
     <w:nsid w:val="0EBA2EA4"/>
     <w:multiLevelType w:val="multilevel"/>
-    <w:tmpl w:val="23AA9B08"/>
+    <w:tmpl w:val="19B0E934"/>
     <w:lvl w:ilvl="0">
       <w:start w:val="1"/>
       <w:numFmt w:val="bullet"/>
@@ -2202,20 +3183,16 @@
         <w:sz w:val="20"/>
       </w:rPr>
     </w:lvl>
-    <w:lvl w:ilvl="1" w:tentative="1">
-      <w:start w:val="1"/>
-      <w:numFmt w:val="bullet"/>
-      <w:lvlText w:val="o"/>
-      <w:lvlJc w:val="left"/>
-      <w:pPr>
-        <w:tabs>
-          <w:tab w:val="num" w:pos="1440"/>
-        </w:tabs>
+    <w:lvl w:ilvl="1">
+      <w:start w:val="1"/>
+      <w:numFmt w:val="decimal"/>
+      <w:lvlText w:val="%2."/>
+      <w:lvlJc w:val="left"/>
+      <w:pPr>
         <w:ind w:left="1440" w:hanging="360"/>
       </w:pPr>
       <w:rPr>
-        <w:rFonts w:ascii="Courier New" w:hAnsi="Courier New" w:hint="default"/>
-        <w:sz w:val="20"/>
+        <w:rFonts w:hint="default"/>
       </w:rPr>
     </w:lvl>
     <w:lvl w:ilvl="2" w:tentative="1">
@@ -2331,7 +3308,7 @@
       </w:rPr>
     </w:lvl>
   </w:abstractNum>
-  <w:abstractNum w:abstractNumId="1" w15:restartNumberingAfterBreak="0">
+  <w:abstractNum w:abstractNumId="3" w15:restartNumberingAfterBreak="0">
     <w:nsid w:val="14967052"/>
     <w:multiLevelType w:val="multilevel"/>
     <w:tmpl w:val="B7B65830"/>
@@ -2476,7 +3453,7 @@
       </w:rPr>
     </w:lvl>
   </w:abstractNum>
-  <w:abstractNum w:abstractNumId="2" w15:restartNumberingAfterBreak="0">
+  <w:abstractNum w:abstractNumId="4" w15:restartNumberingAfterBreak="0">
     <w:nsid w:val="19034136"/>
     <w:multiLevelType w:val="multilevel"/>
     <w:tmpl w:val="DA36EF10"/>
@@ -2625,7 +3602,96 @@
       </w:rPr>
     </w:lvl>
   </w:abstractNum>
-  <w:abstractNum w:abstractNumId="3" w15:restartNumberingAfterBreak="0">
+  <w:abstractNum w:abstractNumId="5" w15:restartNumberingAfterBreak="0">
+    <w:nsid w:val="1C1B70CE"/>
+    <w:multiLevelType w:val="hybridMultilevel"/>
+    <w:tmpl w:val="F014E874"/>
+    <w:lvl w:ilvl="0" w:tplc="FFFFFFFF">
+      <w:start w:val="1"/>
+      <w:numFmt w:val="decimal"/>
+      <w:lvlText w:val="%1."/>
+      <w:lvlJc w:val="left"/>
+      <w:pPr>
+        <w:ind w:left="720" w:hanging="360"/>
+      </w:pPr>
+      <w:rPr>
+        <w:rFonts w:hint="default"/>
+      </w:rPr>
+    </w:lvl>
+    <w:lvl w:ilvl="1" w:tplc="04090019" w:tentative="1">
+      <w:start w:val="1"/>
+      <w:numFmt w:val="lowerLetter"/>
+      <w:lvlText w:val="%2."/>
+      <w:lvlJc w:val="left"/>
+      <w:pPr>
+        <w:ind w:left="1440" w:hanging="360"/>
+      </w:pPr>
+    </w:lvl>
+    <w:lvl w:ilvl="2" w:tplc="0409001B" w:tentative="1">
+      <w:start w:val="1"/>
+      <w:numFmt w:val="lowerRoman"/>
+      <w:lvlText w:val="%3."/>
+      <w:lvlJc w:val="right"/>
+      <w:pPr>
+        <w:ind w:left="2160" w:hanging="180"/>
+      </w:pPr>
+    </w:lvl>
+    <w:lvl w:ilvl="3" w:tplc="0409000F" w:tentative="1">
+      <w:start w:val="1"/>
+      <w:numFmt w:val="decimal"/>
+      <w:lvlText w:val="%4."/>
+      <w:lvlJc w:val="left"/>
+      <w:pPr>
+        <w:ind w:left="2880" w:hanging="360"/>
+      </w:pPr>
+    </w:lvl>
+    <w:lvl w:ilvl="4" w:tplc="04090019" w:tentative="1">
+      <w:start w:val="1"/>
+      <w:numFmt w:val="lowerLetter"/>
+      <w:lvlText w:val="%5."/>
+      <w:lvlJc w:val="left"/>
+      <w:pPr>
+        <w:ind w:left="3600" w:hanging="360"/>
+      </w:pPr>
+    </w:lvl>
+    <w:lvl w:ilvl="5" w:tplc="0409001B" w:tentative="1">
+      <w:start w:val="1"/>
+      <w:numFmt w:val="lowerRoman"/>
+      <w:lvlText w:val="%6."/>
+      <w:lvlJc w:val="right"/>
+      <w:pPr>
+        <w:ind w:left="4320" w:hanging="180"/>
+      </w:pPr>
+    </w:lvl>
+    <w:lvl w:ilvl="6" w:tplc="0409000F" w:tentative="1">
+      <w:start w:val="1"/>
+      <w:numFmt w:val="decimal"/>
+      <w:lvlText w:val="%7."/>
+      <w:lvlJc w:val="left"/>
+      <w:pPr>
+        <w:ind w:left="5040" w:hanging="360"/>
+      </w:pPr>
+    </w:lvl>
+    <w:lvl w:ilvl="7" w:tplc="04090019" w:tentative="1">
+      <w:start w:val="1"/>
+      <w:numFmt w:val="lowerLetter"/>
+      <w:lvlText w:val="%8."/>
+      <w:lvlJc w:val="left"/>
+      <w:pPr>
+        <w:ind w:left="5760" w:hanging="360"/>
+      </w:pPr>
+    </w:lvl>
+    <w:lvl w:ilvl="8" w:tplc="0409001B" w:tentative="1">
+      <w:start w:val="1"/>
+      <w:numFmt w:val="lowerRoman"/>
+      <w:lvlText w:val="%9."/>
+      <w:lvlJc w:val="right"/>
+      <w:pPr>
+        <w:ind w:left="6480" w:hanging="180"/>
+      </w:pPr>
+    </w:lvl>
+  </w:abstractNum>
+  <w:abstractNum w:abstractNumId="6" w15:restartNumberingAfterBreak="0">
     <w:nsid w:val="1D405E04"/>
     <w:multiLevelType w:val="multilevel"/>
     <w:tmpl w:val="321E225C"/>
@@ -2738,7 +3804,120 @@
       </w:pPr>
     </w:lvl>
   </w:abstractNum>
-  <w:abstractNum w:abstractNumId="4" w15:restartNumberingAfterBreak="0">
+  <w:abstractNum w:abstractNumId="7" w15:restartNumberingAfterBreak="0">
+    <w:nsid w:val="3499061E"/>
+    <w:multiLevelType w:val="hybridMultilevel"/>
+    <w:tmpl w:val="D4FC86FC"/>
+    <w:lvl w:ilvl="0" w:tplc="FFFFFFFF">
+      <w:start w:val="3"/>
+      <w:numFmt w:val="bullet"/>
+      <w:lvlText w:val="•"/>
+      <w:lvlJc w:val="left"/>
+      <w:pPr>
+        <w:ind w:left="720" w:hanging="360"/>
+      </w:pPr>
+      <w:rPr>
+        <w:rFonts w:ascii="Aptos" w:eastAsiaTheme="minorHAnsi" w:hAnsi="Aptos" w:cstheme="minorBidi" w:hint="default"/>
+      </w:rPr>
+    </w:lvl>
+    <w:lvl w:ilvl="1" w:tplc="04090003" w:tentative="1">
+      <w:start w:val="1"/>
+      <w:numFmt w:val="bullet"/>
+      <w:lvlText w:val="o"/>
+      <w:lvlJc w:val="left"/>
+      <w:pPr>
+        <w:ind w:left="1440" w:hanging="360"/>
+      </w:pPr>
+      <w:rPr>
+        <w:rFonts w:ascii="Courier New" w:hAnsi="Courier New" w:cs="Courier New" w:hint="default"/>
+      </w:rPr>
+    </w:lvl>
+    <w:lvl w:ilvl="2" w:tplc="04090005" w:tentative="1">
+      <w:start w:val="1"/>
+      <w:numFmt w:val="bullet"/>
+      <w:lvlText w:val=""/>
+      <w:lvlJc w:val="left"/>
+      <w:pPr>
+        <w:ind w:left="2160" w:hanging="360"/>
+      </w:pPr>
+      <w:rPr>
+        <w:rFonts w:ascii="Wingdings" w:hAnsi="Wingdings" w:hint="default"/>
+      </w:rPr>
+    </w:lvl>
+    <w:lvl w:ilvl="3" w:tplc="04090001" w:tentative="1">
+      <w:start w:val="1"/>
+      <w:numFmt w:val="bullet"/>
+      <w:lvlText w:val=""/>
+      <w:lvlJc w:val="left"/>
+      <w:pPr>
+        <w:ind w:left="2880" w:hanging="360"/>
+      </w:pPr>
+      <w:rPr>
+        <w:rFonts w:ascii="Symbol" w:hAnsi="Symbol" w:hint="default"/>
+      </w:rPr>
+    </w:lvl>
+    <w:lvl w:ilvl="4" w:tplc="04090003" w:tentative="1">
+      <w:start w:val="1"/>
+      <w:numFmt w:val="bullet"/>
+      <w:lvlText w:val="o"/>
+      <w:lvlJc w:val="left"/>
+      <w:pPr>
+        <w:ind w:left="3600" w:hanging="360"/>
+      </w:pPr>
+      <w:rPr>
+        <w:rFonts w:ascii="Courier New" w:hAnsi="Courier New" w:cs="Courier New" w:hint="default"/>
+      </w:rPr>
+    </w:lvl>
+    <w:lvl w:ilvl="5" w:tplc="04090005" w:tentative="1">
+      <w:start w:val="1"/>
+      <w:numFmt w:val="bullet"/>
+      <w:lvlText w:val=""/>
+      <w:lvlJc w:val="left"/>
+      <w:pPr>
+        <w:ind w:left="4320" w:hanging="360"/>
+      </w:pPr>
+      <w:rPr>
+        <w:rFonts w:ascii="Wingdings" w:hAnsi="Wingdings" w:hint="default"/>
+      </w:rPr>
+    </w:lvl>
+    <w:lvl w:ilvl="6" w:tplc="04090001" w:tentative="1">
+      <w:start w:val="1"/>
+      <w:numFmt w:val="bullet"/>
+      <w:lvlText w:val=""/>
+      <w:lvlJc w:val="left"/>
+      <w:pPr>
+        <w:ind w:left="5040" w:hanging="360"/>
+      </w:pPr>
+      <w:rPr>
+        <w:rFonts w:ascii="Symbol" w:hAnsi="Symbol" w:hint="default"/>
+      </w:rPr>
+    </w:lvl>
+    <w:lvl w:ilvl="7" w:tplc="04090003" w:tentative="1">
+      <w:start w:val="1"/>
+      <w:numFmt w:val="bullet"/>
+      <w:lvlText w:val="o"/>
+      <w:lvlJc w:val="left"/>
+      <w:pPr>
+        <w:ind w:left="5760" w:hanging="360"/>
+      </w:pPr>
+      <w:rPr>
+        <w:rFonts w:ascii="Courier New" w:hAnsi="Courier New" w:cs="Courier New" w:hint="default"/>
+      </w:rPr>
+    </w:lvl>
+    <w:lvl w:ilvl="8" w:tplc="04090005" w:tentative="1">
+      <w:start w:val="1"/>
+      <w:numFmt w:val="bullet"/>
+      <w:lvlText w:val=""/>
+      <w:lvlJc w:val="left"/>
+      <w:pPr>
+        <w:ind w:left="6480" w:hanging="360"/>
+      </w:pPr>
+      <w:rPr>
+        <w:rFonts w:ascii="Wingdings" w:hAnsi="Wingdings" w:hint="default"/>
+      </w:rPr>
+    </w:lvl>
+  </w:abstractNum>
+  <w:abstractNum w:abstractNumId="8" w15:restartNumberingAfterBreak="0">
     <w:nsid w:val="44064E17"/>
     <w:multiLevelType w:val="multilevel"/>
     <w:tmpl w:val="0052B65A"/>
@@ -2887,7 +4066,7 @@
       </w:rPr>
     </w:lvl>
   </w:abstractNum>
-  <w:abstractNum w:abstractNumId="5" w15:restartNumberingAfterBreak="0">
+  <w:abstractNum w:abstractNumId="9" w15:restartNumberingAfterBreak="0">
     <w:nsid w:val="4F9A7A30"/>
     <w:multiLevelType w:val="multilevel"/>
     <w:tmpl w:val="A272718E"/>
@@ -3036,7 +4215,120 @@
       </w:rPr>
     </w:lvl>
   </w:abstractNum>
-  <w:abstractNum w:abstractNumId="6" w15:restartNumberingAfterBreak="0">
+  <w:abstractNum w:abstractNumId="10" w15:restartNumberingAfterBreak="0">
+    <w:nsid w:val="54586BFC"/>
+    <w:multiLevelType w:val="multilevel"/>
+    <w:tmpl w:val="FFFFFFFF"/>
+    <w:lvl w:ilvl="0">
+      <w:start w:val="1"/>
+      <w:numFmt w:val="decimal"/>
+      <w:lvlText w:val="%1"/>
+      <w:lvlJc w:val="left"/>
+      <w:pPr>
+        <w:ind w:left="374" w:hanging="374"/>
+      </w:pPr>
+      <w:rPr>
+        <w:rFonts w:hint="default"/>
+      </w:rPr>
+    </w:lvl>
+    <w:lvl w:ilvl="1">
+      <w:start w:val="1"/>
+      <w:numFmt w:val="decimal"/>
+      <w:lvlText w:val="%1.%2"/>
+      <w:lvlJc w:val="left"/>
+      <w:pPr>
+        <w:ind w:left="374" w:hanging="374"/>
+      </w:pPr>
+      <w:rPr>
+        <w:rFonts w:hint="default"/>
+      </w:rPr>
+    </w:lvl>
+    <w:lvl w:ilvl="2">
+      <w:start w:val="1"/>
+      <w:numFmt w:val="decimal"/>
+      <w:lvlText w:val="%1.%2.%3"/>
+      <w:lvlJc w:val="left"/>
+      <w:pPr>
+        <w:ind w:left="720" w:hanging="720"/>
+      </w:pPr>
+      <w:rPr>
+        <w:rFonts w:hint="default"/>
+      </w:rPr>
+    </w:lvl>
+    <w:lvl w:ilvl="3">
+      <w:start w:val="1"/>
+      <w:numFmt w:val="decimal"/>
+      <w:lvlText w:val="%1.%2.%3.%4"/>
+      <w:lvlJc w:val="left"/>
+      <w:pPr>
+        <w:ind w:left="1080" w:hanging="1080"/>
+      </w:pPr>
+      <w:rPr>
+        <w:rFonts w:hint="default"/>
+      </w:rPr>
+    </w:lvl>
+    <w:lvl w:ilvl="4">
+      <w:start w:val="1"/>
+      <w:numFmt w:val="decimal"/>
+      <w:lvlText w:val="%1.%2.%3.%4.%5"/>
+      <w:lvlJc w:val="left"/>
+      <w:pPr>
+        <w:ind w:left="1080" w:hanging="1080"/>
+      </w:pPr>
+      <w:rPr>
+        <w:rFonts w:hint="default"/>
+      </w:rPr>
+    </w:lvl>
+    <w:lvl w:ilvl="5">
+      <w:start w:val="1"/>
+      <w:numFmt w:val="decimal"/>
+      <w:lvlText w:val="%1.%2.%3.%4.%5.%6"/>
+      <w:lvlJc w:val="left"/>
+      <w:pPr>
+        <w:ind w:left="1440" w:hanging="1440"/>
+      </w:pPr>
+      <w:rPr>
+        <w:rFonts w:hint="default"/>
+      </w:rPr>
+    </w:lvl>
+    <w:lvl w:ilvl="6">
+      <w:start w:val="1"/>
+      <w:numFmt w:val="decimal"/>
+      <w:lvlText w:val="%1.%2.%3.%4.%5.%6.%7"/>
+      <w:lvlJc w:val="left"/>
+      <w:pPr>
+        <w:ind w:left="1440" w:hanging="1440"/>
+      </w:pPr>
+      <w:rPr>
+        <w:rFonts w:hint="default"/>
+      </w:rPr>
+    </w:lvl>
+    <w:lvl w:ilvl="7">
+      <w:start w:val="1"/>
+      <w:numFmt w:val="decimal"/>
+      <w:lvlText w:val="%1.%2.%3.%4.%5.%6.%7.%8"/>
+      <w:lvlJc w:val="left"/>
+      <w:pPr>
+        <w:ind w:left="1800" w:hanging="1800"/>
+      </w:pPr>
+      <w:rPr>
+        <w:rFonts w:hint="default"/>
+      </w:rPr>
+    </w:lvl>
+    <w:lvl w:ilvl="8">
+      <w:start w:val="1"/>
+      <w:numFmt w:val="decimal"/>
+      <w:lvlText w:val="%1.%2.%3.%4.%5.%6.%7.%8.%9"/>
+      <w:lvlJc w:val="left"/>
+      <w:pPr>
+        <w:ind w:left="1800" w:hanging="1800"/>
+      </w:pPr>
+      <w:rPr>
+        <w:rFonts w:hint="default"/>
+      </w:rPr>
+    </w:lvl>
+  </w:abstractNum>
+  <w:abstractNum w:abstractNumId="11" w15:restartNumberingAfterBreak="0">
     <w:nsid w:val="62077754"/>
     <w:multiLevelType w:val="multilevel"/>
     <w:tmpl w:val="2B0E393E"/>
@@ -3149,26 +4441,249 @@
       </w:pPr>
     </w:lvl>
   </w:abstractNum>
+  <w:abstractNum w:abstractNumId="12" w15:restartNumberingAfterBreak="0">
+    <w:nsid w:val="7B4F5FC5"/>
+    <w:multiLevelType w:val="hybridMultilevel"/>
+    <w:tmpl w:val="4E1629D6"/>
+    <w:lvl w:ilvl="0" w:tplc="FFFFFFFF">
+      <w:start w:val="3"/>
+      <w:numFmt w:val="bullet"/>
+      <w:lvlText w:val="•"/>
+      <w:lvlJc w:val="left"/>
+      <w:pPr>
+        <w:ind w:left="720" w:hanging="360"/>
+      </w:pPr>
+      <w:rPr>
+        <w:rFonts w:ascii="Aptos" w:eastAsiaTheme="minorHAnsi" w:hAnsi="Aptos" w:cstheme="minorBidi" w:hint="default"/>
+      </w:rPr>
+    </w:lvl>
+    <w:lvl w:ilvl="1" w:tplc="04090003" w:tentative="1">
+      <w:start w:val="1"/>
+      <w:numFmt w:val="bullet"/>
+      <w:lvlText w:val="o"/>
+      <w:lvlJc w:val="left"/>
+      <w:pPr>
+        <w:ind w:left="1440" w:hanging="360"/>
+      </w:pPr>
+      <w:rPr>
+        <w:rFonts w:ascii="Courier New" w:hAnsi="Courier New" w:cs="Courier New" w:hint="default"/>
+      </w:rPr>
+    </w:lvl>
+    <w:lvl w:ilvl="2" w:tplc="04090005" w:tentative="1">
+      <w:start w:val="1"/>
+      <w:numFmt w:val="bullet"/>
+      <w:lvlText w:val=""/>
+      <w:lvlJc w:val="left"/>
+      <w:pPr>
+        <w:ind w:left="2160" w:hanging="360"/>
+      </w:pPr>
+      <w:rPr>
+        <w:rFonts w:ascii="Wingdings" w:hAnsi="Wingdings" w:hint="default"/>
+      </w:rPr>
+    </w:lvl>
+    <w:lvl w:ilvl="3" w:tplc="04090001" w:tentative="1">
+      <w:start w:val="1"/>
+      <w:numFmt w:val="bullet"/>
+      <w:lvlText w:val=""/>
+      <w:lvlJc w:val="left"/>
+      <w:pPr>
+        <w:ind w:left="2880" w:hanging="360"/>
+      </w:pPr>
+      <w:rPr>
+        <w:rFonts w:ascii="Symbol" w:hAnsi="Symbol" w:hint="default"/>
+      </w:rPr>
+    </w:lvl>
+    <w:lvl w:ilvl="4" w:tplc="04090003" w:tentative="1">
+      <w:start w:val="1"/>
+      <w:numFmt w:val="bullet"/>
+      <w:lvlText w:val="o"/>
+      <w:lvlJc w:val="left"/>
+      <w:pPr>
+        <w:ind w:left="3600" w:hanging="360"/>
+      </w:pPr>
+      <w:rPr>
+        <w:rFonts w:ascii="Courier New" w:hAnsi="Courier New" w:cs="Courier New" w:hint="default"/>
+      </w:rPr>
+    </w:lvl>
+    <w:lvl w:ilvl="5" w:tplc="04090005" w:tentative="1">
+      <w:start w:val="1"/>
+      <w:numFmt w:val="bullet"/>
+      <w:lvlText w:val=""/>
+      <w:lvlJc w:val="left"/>
+      <w:pPr>
+        <w:ind w:left="4320" w:hanging="360"/>
+      </w:pPr>
+      <w:rPr>
+        <w:rFonts w:ascii="Wingdings" w:hAnsi="Wingdings" w:hint="default"/>
+      </w:rPr>
+    </w:lvl>
+    <w:lvl w:ilvl="6" w:tplc="04090001" w:tentative="1">
+      <w:start w:val="1"/>
+      <w:numFmt w:val="bullet"/>
+      <w:lvlText w:val=""/>
+      <w:lvlJc w:val="left"/>
+      <w:pPr>
+        <w:ind w:left="5040" w:hanging="360"/>
+      </w:pPr>
+      <w:rPr>
+        <w:rFonts w:ascii="Symbol" w:hAnsi="Symbol" w:hint="default"/>
+      </w:rPr>
+    </w:lvl>
+    <w:lvl w:ilvl="7" w:tplc="04090003" w:tentative="1">
+      <w:start w:val="1"/>
+      <w:numFmt w:val="bullet"/>
+      <w:lvlText w:val="o"/>
+      <w:lvlJc w:val="left"/>
+      <w:pPr>
+        <w:ind w:left="5760" w:hanging="360"/>
+      </w:pPr>
+      <w:rPr>
+        <w:rFonts w:ascii="Courier New" w:hAnsi="Courier New" w:cs="Courier New" w:hint="default"/>
+      </w:rPr>
+    </w:lvl>
+    <w:lvl w:ilvl="8" w:tplc="04090005" w:tentative="1">
+      <w:start w:val="1"/>
+      <w:numFmt w:val="bullet"/>
+      <w:lvlText w:val=""/>
+      <w:lvlJc w:val="left"/>
+      <w:pPr>
+        <w:ind w:left="6480" w:hanging="360"/>
+      </w:pPr>
+      <w:rPr>
+        <w:rFonts w:ascii="Wingdings" w:hAnsi="Wingdings" w:hint="default"/>
+      </w:rPr>
+    </w:lvl>
+  </w:abstractNum>
+  <w:abstractNum w:abstractNumId="13" w15:restartNumberingAfterBreak="0">
+    <w:nsid w:val="7D586843"/>
+    <w:multiLevelType w:val="hybridMultilevel"/>
+    <w:tmpl w:val="37F8B446"/>
+    <w:lvl w:ilvl="0" w:tplc="FFFFFFFF">
+      <w:start w:val="1"/>
+      <w:numFmt w:val="decimal"/>
+      <w:lvlText w:val="%1."/>
+      <w:lvlJc w:val="left"/>
+      <w:pPr>
+        <w:ind w:left="720" w:hanging="360"/>
+      </w:pPr>
+      <w:rPr>
+        <w:rFonts w:hint="default"/>
+      </w:rPr>
+    </w:lvl>
+    <w:lvl w:ilvl="1" w:tplc="04090019" w:tentative="1">
+      <w:start w:val="1"/>
+      <w:numFmt w:val="lowerLetter"/>
+      <w:lvlText w:val="%2."/>
+      <w:lvlJc w:val="left"/>
+      <w:pPr>
+        <w:ind w:left="1440" w:hanging="360"/>
+      </w:pPr>
+    </w:lvl>
+    <w:lvl w:ilvl="2" w:tplc="0409001B" w:tentative="1">
+      <w:start w:val="1"/>
+      <w:numFmt w:val="lowerRoman"/>
+      <w:lvlText w:val="%3."/>
+      <w:lvlJc w:val="right"/>
+      <w:pPr>
+        <w:ind w:left="2160" w:hanging="180"/>
+      </w:pPr>
+    </w:lvl>
+    <w:lvl w:ilvl="3" w:tplc="0409000F" w:tentative="1">
+      <w:start w:val="1"/>
+      <w:numFmt w:val="decimal"/>
+      <w:lvlText w:val="%4."/>
+      <w:lvlJc w:val="left"/>
+      <w:pPr>
+        <w:ind w:left="2880" w:hanging="360"/>
+      </w:pPr>
+    </w:lvl>
+    <w:lvl w:ilvl="4" w:tplc="04090019" w:tentative="1">
+      <w:start w:val="1"/>
+      <w:numFmt w:val="lowerLetter"/>
+      <w:lvlText w:val="%5."/>
+      <w:lvlJc w:val="left"/>
+      <w:pPr>
+        <w:ind w:left="3600" w:hanging="360"/>
+      </w:pPr>
+    </w:lvl>
+    <w:lvl w:ilvl="5" w:tplc="0409001B" w:tentative="1">
+      <w:start w:val="1"/>
+      <w:numFmt w:val="lowerRoman"/>
+      <w:lvlText w:val="%6."/>
+      <w:lvlJc w:val="right"/>
+      <w:pPr>
+        <w:ind w:left="4320" w:hanging="180"/>
+      </w:pPr>
+    </w:lvl>
+    <w:lvl w:ilvl="6" w:tplc="0409000F" w:tentative="1">
+      <w:start w:val="1"/>
+      <w:numFmt w:val="decimal"/>
+      <w:lvlText w:val="%7."/>
+      <w:lvlJc w:val="left"/>
+      <w:pPr>
+        <w:ind w:left="5040" w:hanging="360"/>
+      </w:pPr>
+    </w:lvl>
+    <w:lvl w:ilvl="7" w:tplc="04090019" w:tentative="1">
+      <w:start w:val="1"/>
+      <w:numFmt w:val="lowerLetter"/>
+      <w:lvlText w:val="%8."/>
+      <w:lvlJc w:val="left"/>
+      <w:pPr>
+        <w:ind w:left="5760" w:hanging="360"/>
+      </w:pPr>
+    </w:lvl>
+    <w:lvl w:ilvl="8" w:tplc="0409001B" w:tentative="1">
+      <w:start w:val="1"/>
+      <w:numFmt w:val="lowerRoman"/>
+      <w:lvlText w:val="%9."/>
+      <w:lvlJc w:val="right"/>
+      <w:pPr>
+        <w:ind w:left="6480" w:hanging="180"/>
+      </w:pPr>
+    </w:lvl>
+  </w:abstractNum>
   <w:num w:numId="1" w16cid:durableId="1158688298">
+    <w:abstractNumId w:val="6"/>
+  </w:num>
+  <w:num w:numId="2" w16cid:durableId="303043209">
+    <w:abstractNumId w:val="8"/>
+  </w:num>
+  <w:num w:numId="3" w16cid:durableId="1578637238">
+    <w:abstractNumId w:val="4"/>
+  </w:num>
+  <w:num w:numId="4" w16cid:durableId="1839150436">
+    <w:abstractNumId w:val="9"/>
+  </w:num>
+  <w:num w:numId="5" w16cid:durableId="1500852105">
     <w:abstractNumId w:val="3"/>
   </w:num>
-  <w:num w:numId="2" w16cid:durableId="303043209">
-    <w:abstractNumId w:val="4"/>
-  </w:num>
-  <w:num w:numId="3" w16cid:durableId="1578637238">
+  <w:num w:numId="6" w16cid:durableId="2007780929">
     <w:abstractNumId w:val="2"/>
   </w:num>
-  <w:num w:numId="4" w16cid:durableId="1839150436">
+  <w:num w:numId="7" w16cid:durableId="940918050">
+    <w:abstractNumId w:val="11"/>
+  </w:num>
+  <w:num w:numId="8" w16cid:durableId="536353025">
+    <w:abstractNumId w:val="0"/>
+  </w:num>
+  <w:num w:numId="9" w16cid:durableId="59404763">
+    <w:abstractNumId w:val="10"/>
+  </w:num>
+  <w:num w:numId="10" w16cid:durableId="1554266932">
     <w:abstractNumId w:val="5"/>
   </w:num>
-  <w:num w:numId="5" w16cid:durableId="1500852105">
+  <w:num w:numId="11" w16cid:durableId="1192114331">
     <w:abstractNumId w:val="1"/>
   </w:num>
-  <w:num w:numId="6" w16cid:durableId="2007780929">
-    <w:abstractNumId w:val="0"/>
+  <w:num w:numId="12" w16cid:durableId="1694719573">
+    <w:abstractNumId w:val="12"/>
   </w:num>
-  <w:num w:numId="7" w16cid:durableId="940918050">
-    <w:abstractNumId w:val="6"/>
+  <w:num w:numId="13" w16cid:durableId="775564461">
+    <w:abstractNumId w:val="13"/>
+  </w:num>
+  <w:num w:numId="14" w16cid:durableId="423500539">
+    <w:abstractNumId w:val="7"/>
   </w:num>
 </w:numbering>
 </file>
@@ -3601,7 +5116,6 @@
     <w:next w:val="Normal"/>
     <w:link w:val="Heading2Char"/>
     <w:uiPriority w:val="9"/>
-    <w:semiHidden/>
     <w:unhideWhenUsed/>
     <w:qFormat/>
     <w:rsid w:val="009901A2"/>
@@ -3624,7 +5138,6 @@
     <w:next w:val="Normal"/>
     <w:link w:val="Heading3Char"/>
     <w:uiPriority w:val="9"/>
-    <w:semiHidden/>
     <w:unhideWhenUsed/>
     <w:qFormat/>
     <w:rsid w:val="009901A2"/>
@@ -3776,6 +5289,7 @@
   <w:style w:type="character" w:default="1" w:styleId="DefaultParagraphFont">
     <w:name w:val="Default Paragraph Font"/>
     <w:uiPriority w:val="1"/>
+    <w:semiHidden/>
     <w:unhideWhenUsed/>
   </w:style>
   <w:style w:type="table" w:default="1" w:styleId="TableNormal">
@@ -3817,7 +5331,6 @@
     <w:basedOn w:val="DefaultParagraphFont"/>
     <w:link w:val="Heading2"/>
     <w:uiPriority w:val="9"/>
-    <w:semiHidden/>
     <w:rsid w:val="009901A2"/>
     <w:rPr>
       <w:rFonts w:asciiTheme="majorHAnsi" w:eastAsiaTheme="majorEastAsia" w:hAnsiTheme="majorHAnsi" w:cstheme="majorBidi"/>
@@ -3831,7 +5344,6 @@
     <w:basedOn w:val="DefaultParagraphFont"/>
     <w:link w:val="Heading3"/>
     <w:uiPriority w:val="9"/>
-    <w:semiHidden/>
     <w:rsid w:val="009901A2"/>
     <w:rPr>
       <w:rFonts w:eastAsiaTheme="majorEastAsia" w:cstheme="majorBidi"/>
@@ -4729,16 +6241,10 @@
   <ds:schemaRefs>
     <ds:schemaRef ds:uri="http://schemas.microsoft.com/office/2006/metadata/contentType"/>
     <ds:schemaRef ds:uri="http://schemas.microsoft.com/office/2006/metadata/properties/metaAttributes"/>
+    <ds:schemaRef ds:uri="http://www.w3.org/2000/xmlns/"/>
     <ds:schemaRef ds:uri="http://www.w3.org/2001/XMLSchema"/>
-    <ds:schemaRef ds:uri="http://schemas.microsoft.com/office/2006/metadata/properties"/>
     <ds:schemaRef ds:uri="608f52e1-982c-46c0-94d2-f6044c228b04"/>
     <ds:schemaRef ds:uri="97f2cff2-c646-4b6a-b4b8-a0a9062eb46d"/>
-    <ds:schemaRef ds:uri="http://schemas.microsoft.com/office/2006/documentManagement/types"/>
-    <ds:schemaRef ds:uri="http://schemas.microsoft.com/office/infopath/2007/PartnerControls"/>
-    <ds:schemaRef ds:uri="http://schemas.openxmlformats.org/package/2006/metadata/core-properties"/>
-    <ds:schemaRef ds:uri="http://purl.org/dc/elements/1.1/"/>
-    <ds:schemaRef ds:uri="http://purl.org/dc/terms/"/>
-    <ds:schemaRef ds:uri="http://schemas.microsoft.com/internal/obd"/>
   </ds:schemaRefs>
 </ds:datastoreItem>
 </file>
@@ -4754,16 +6260,16 @@
 <file path=customXml/itemProps3.xml><?xml version="1.0" encoding="utf-8"?>
 <ds:datastoreItem xmlns:ds="http://schemas.openxmlformats.org/officeDocument/2006/customXml" ds:itemID="{69E40908-6569-4DAB-8C36-B9BA6C93B74C}">
   <ds:schemaRefs>
-    <ds:schemaRef ds:uri="http://schemas.openxmlformats.org/package/2006/metadata/core-properties"/>
-    <ds:schemaRef ds:uri="http://schemas.microsoft.com/office/infopath/2007/PartnerControls"/>
-    <ds:schemaRef ds:uri="http://purl.org/dc/terms/"/>
     <ds:schemaRef ds:uri="http://schemas.microsoft.com/office/2006/metadata/properties"/>
-    <ds:schemaRef ds:uri="http://purl.org/dc/elements/1.1/"/>
-    <ds:schemaRef ds:uri="97f2cff2-c646-4b6a-b4b8-a0a9062eb46d"/>
-    <ds:schemaRef ds:uri="http://purl.org/dc/dcmitype/"/>
-    <ds:schemaRef ds:uri="http://schemas.microsoft.com/office/2006/documentManagement/types"/>
+    <ds:schemaRef ds:uri="http://www.w3.org/2000/xmlns/"/>
     <ds:schemaRef ds:uri="608f52e1-982c-46c0-94d2-f6044c228b04"/>
-    <ds:schemaRef ds:uri="http://www.w3.org/XML/1998/namespace"/>
+    <ds:schemaRef ds:uri="http://www.w3.org/2001/XMLSchema-instance"/>
   </ds:schemaRefs>
 </ds:datastoreItem>
+</file>
+
+<file path=docMetadata/LabelInfo.xml><?xml version="1.0" encoding="utf-8"?>
+<clbl:labelList xmlns:clbl="http://schemas.microsoft.com/office/2020/mipLabelMetadata">
+  <clbl:label id="{e10c8f44-f469-448f-bc0d-d781288ff01b}" enabled="0" method="" siteId="{e10c8f44-f469-448f-bc0d-d781288ff01b}" removed="1"/>
+</clbl:labelList>
 </file>